--- a/Weekly Reports/Weekly_Report_Week5.docx
+++ b/Weekly Reports/Weekly_Report_Week5.docx
@@ -6,11 +6,15 @@
       <w:pPr>
         <w:spacing w:after="120"/>
         <w:jc w:val="center"/>
+        <w:rPr>
+          <w:color w:val="000000" w:themeColor="text1"/>
+        </w:rPr>
       </w:pPr>
       <w:r>
         <w:rPr>
           <w:b/>
           <w:bCs/>
+          <w:color w:val="000000" w:themeColor="text1"/>
           <w:sz w:val="28"/>
           <w:szCs w:val="28"/>
         </w:rPr>
@@ -21,16 +25,28 @@
       <w:pPr>
         <w:spacing w:after="60"/>
         <w:jc w:val="center"/>
-      </w:pPr>
-      <w:r>
+        <w:rPr>
+          <w:color w:val="000000" w:themeColor="text1"/>
+        </w:rPr>
+      </w:pPr>
+      <w:r>
+        <w:rPr>
+          <w:color w:val="000000" w:themeColor="text1"/>
+        </w:rPr>
         <w:t>Opp. Science city, Sola-</w:t>
       </w:r>
       <w:proofErr w:type="spellStart"/>
       <w:r>
+        <w:rPr>
+          <w:color w:val="000000" w:themeColor="text1"/>
+        </w:rPr>
         <w:t>Bhadaj</w:t>
       </w:r>
       <w:proofErr w:type="spellEnd"/>
       <w:r>
+        <w:rPr>
+          <w:color w:val="000000" w:themeColor="text1"/>
+        </w:rPr>
         <w:t xml:space="preserve"> Road, Ahmedabad, Gujarat 380060</w:t>
       </w:r>
     </w:p>
@@ -38,8 +54,14 @@
       <w:pPr>
         <w:spacing w:after="240"/>
         <w:jc w:val="center"/>
-      </w:pPr>
-      <w:r>
+        <w:rPr>
+          <w:color w:val="000000" w:themeColor="text1"/>
+        </w:rPr>
+      </w:pPr>
+      <w:r>
+        <w:rPr>
+          <w:color w:val="000000" w:themeColor="text1"/>
+        </w:rPr>
         <w:t>Ph: 079 67129000 | Website: www.sal.edu.in</w:t>
       </w:r>
     </w:p>
@@ -49,17 +71,24 @@
           <w:bottom w:val="single" w:sz="6" w:space="1" w:color="000000"/>
         </w:pBdr>
         <w:spacing w:after="240"/>
+        <w:rPr>
+          <w:color w:val="000000" w:themeColor="text1"/>
+        </w:rPr>
       </w:pPr>
     </w:p>
     <w:p>
       <w:pPr>
         <w:spacing w:after="300"/>
         <w:jc w:val="center"/>
+        <w:rPr>
+          <w:color w:val="000000" w:themeColor="text1"/>
+        </w:rPr>
       </w:pPr>
       <w:r>
         <w:rPr>
           <w:b/>
           <w:bCs/>
+          <w:color w:val="000000" w:themeColor="text1"/>
           <w:sz w:val="32"/>
           <w:szCs w:val="32"/>
           <w:u w:val="single"/>
@@ -106,10 +135,16 @@
             </w:tcMar>
           </w:tcPr>
           <w:p>
+            <w:pPr>
+              <w:rPr>
+                <w:color w:val="000000" w:themeColor="text1"/>
+              </w:rPr>
+            </w:pPr>
             <w:r>
               <w:rPr>
                 <w:b/>
                 <w:bCs/>
+                <w:color w:val="000000" w:themeColor="text1"/>
               </w:rPr>
               <w:t>Student Name:</w:t>
             </w:r>
@@ -132,7 +167,15 @@
             </w:tcMar>
           </w:tcPr>
           <w:p>
+            <w:pPr>
+              <w:rPr>
+                <w:color w:val="000000" w:themeColor="text1"/>
+              </w:rPr>
+            </w:pPr>
             <w:r>
+              <w:rPr>
+                <w:color w:val="000000" w:themeColor="text1"/>
+              </w:rPr>
               <w:t>Jainil Gupta</w:t>
             </w:r>
           </w:p>
@@ -156,11 +199,17 @@
             </w:tcMar>
           </w:tcPr>
           <w:p>
+            <w:pPr>
+              <w:rPr>
+                <w:color w:val="000000" w:themeColor="text1"/>
+              </w:rPr>
+            </w:pPr>
             <w:proofErr w:type="spellStart"/>
             <w:r>
               <w:rPr>
                 <w:b/>
                 <w:bCs/>
+                <w:color w:val="000000" w:themeColor="text1"/>
               </w:rPr>
               <w:t>Enrollment</w:t>
             </w:r>
@@ -169,6 +218,7 @@
               <w:rPr>
                 <w:b/>
                 <w:bCs/>
+                <w:color w:val="000000" w:themeColor="text1"/>
               </w:rPr>
               <w:t xml:space="preserve"> Number:</w:t>
             </w:r>
@@ -191,7 +241,15 @@
             </w:tcMar>
           </w:tcPr>
           <w:p>
+            <w:pPr>
+              <w:rPr>
+                <w:color w:val="000000" w:themeColor="text1"/>
+              </w:rPr>
+            </w:pPr>
             <w:r>
+              <w:rPr>
+                <w:color w:val="000000" w:themeColor="text1"/>
+              </w:rPr>
               <w:t>220670132018</w:t>
             </w:r>
           </w:p>
@@ -215,10 +273,16 @@
             </w:tcMar>
           </w:tcPr>
           <w:p>
+            <w:pPr>
+              <w:rPr>
+                <w:color w:val="000000" w:themeColor="text1"/>
+              </w:rPr>
+            </w:pPr>
             <w:r>
               <w:rPr>
                 <w:b/>
                 <w:bCs/>
+                <w:color w:val="000000" w:themeColor="text1"/>
               </w:rPr>
               <w:t>Week Duration:</w:t>
             </w:r>
@@ -241,7 +305,15 @@
             </w:tcMar>
           </w:tcPr>
           <w:p>
+            <w:pPr>
+              <w:rPr>
+                <w:color w:val="000000" w:themeColor="text1"/>
+              </w:rPr>
+            </w:pPr>
             <w:r>
+              <w:rPr>
+                <w:color w:val="000000" w:themeColor="text1"/>
+              </w:rPr>
               <w:t>January 29, 2026 - February 4, 2026 (Week 5)</w:t>
             </w:r>
           </w:p>
@@ -265,10 +337,16 @@
             </w:tcMar>
           </w:tcPr>
           <w:p>
+            <w:pPr>
+              <w:rPr>
+                <w:color w:val="000000" w:themeColor="text1"/>
+              </w:rPr>
+            </w:pPr>
             <w:r>
               <w:rPr>
                 <w:b/>
                 <w:bCs/>
+                <w:color w:val="000000" w:themeColor="text1"/>
               </w:rPr>
               <w:t>Name Of Organization:</w:t>
             </w:r>
@@ -291,15 +369,29 @@
             </w:tcMar>
           </w:tcPr>
           <w:p>
+            <w:pPr>
+              <w:rPr>
+                <w:color w:val="000000" w:themeColor="text1"/>
+              </w:rPr>
+            </w:pPr>
             <w:r>
+              <w:rPr>
+                <w:color w:val="000000" w:themeColor="text1"/>
+              </w:rPr>
               <w:t xml:space="preserve">Microsoft Elevate Program (via </w:t>
             </w:r>
             <w:proofErr w:type="spellStart"/>
             <w:r>
+              <w:rPr>
+                <w:color w:val="000000" w:themeColor="text1"/>
+              </w:rPr>
               <w:t>Edunet</w:t>
             </w:r>
             <w:proofErr w:type="spellEnd"/>
             <w:r>
+              <w:rPr>
+                <w:color w:val="000000" w:themeColor="text1"/>
+              </w:rPr>
               <w:t xml:space="preserve"> Foundation &amp; FICE Education)</w:t>
             </w:r>
           </w:p>
@@ -323,10 +415,16 @@
             </w:tcMar>
           </w:tcPr>
           <w:p>
+            <w:pPr>
+              <w:rPr>
+                <w:color w:val="000000" w:themeColor="text1"/>
+              </w:rPr>
+            </w:pPr>
             <w:r>
               <w:rPr>
                 <w:b/>
                 <w:bCs/>
+                <w:color w:val="000000" w:themeColor="text1"/>
               </w:rPr>
               <w:t>External Guide Name:</w:t>
             </w:r>
@@ -349,7 +447,15 @@
             </w:tcMar>
           </w:tcPr>
           <w:p>
+            <w:pPr>
+              <w:rPr>
+                <w:color w:val="000000" w:themeColor="text1"/>
+              </w:rPr>
+            </w:pPr>
             <w:r>
+              <w:rPr>
+                <w:color w:val="000000" w:themeColor="text1"/>
+              </w:rPr>
               <w:t>Adarsh Gupta</w:t>
             </w:r>
           </w:p>
@@ -373,10 +479,16 @@
             </w:tcMar>
           </w:tcPr>
           <w:p>
+            <w:pPr>
+              <w:rPr>
+                <w:color w:val="000000" w:themeColor="text1"/>
+              </w:rPr>
+            </w:pPr>
             <w:r>
               <w:rPr>
                 <w:b/>
                 <w:bCs/>
+                <w:color w:val="000000" w:themeColor="text1"/>
               </w:rPr>
               <w:t>External Guide Contact:</w:t>
             </w:r>
@@ -399,7 +511,15 @@
             </w:tcMar>
           </w:tcPr>
           <w:p>
+            <w:pPr>
+              <w:rPr>
+                <w:color w:val="000000" w:themeColor="text1"/>
+              </w:rPr>
+            </w:pPr>
             <w:r>
+              <w:rPr>
+                <w:color w:val="000000" w:themeColor="text1"/>
+              </w:rPr>
               <w:t>0124-4080107</w:t>
             </w:r>
           </w:p>
@@ -423,10 +543,16 @@
             </w:tcMar>
           </w:tcPr>
           <w:p>
+            <w:pPr>
+              <w:rPr>
+                <w:color w:val="000000" w:themeColor="text1"/>
+              </w:rPr>
+            </w:pPr>
             <w:r>
               <w:rPr>
                 <w:b/>
                 <w:bCs/>
+                <w:color w:val="000000" w:themeColor="text1"/>
               </w:rPr>
               <w:t>Internal Faculty Guide:</w:t>
             </w:r>
@@ -449,7 +575,15 @@
             </w:tcMar>
           </w:tcPr>
           <w:p>
+            <w:pPr>
+              <w:rPr>
+                <w:color w:val="000000" w:themeColor="text1"/>
+              </w:rPr>
+            </w:pPr>
             <w:r>
+              <w:rPr>
+                <w:color w:val="000000" w:themeColor="text1"/>
+              </w:rPr>
               <w:t>Chintan Rana</w:t>
             </w:r>
           </w:p>
@@ -459,14 +593,23 @@
     <w:p>
       <w:pPr>
         <w:spacing w:after="300"/>
+        <w:rPr>
+          <w:color w:val="000000" w:themeColor="text1"/>
+        </w:rPr>
       </w:pPr>
     </w:p>
     <w:p>
       <w:pPr>
         <w:pStyle w:val="Heading1"/>
         <w:spacing w:before="300" w:after="200"/>
-      </w:pPr>
-      <w:r>
+        <w:rPr>
+          <w:color w:val="000000" w:themeColor="text1"/>
+        </w:rPr>
+      </w:pPr>
+      <w:r>
+        <w:rPr>
+          <w:color w:val="000000" w:themeColor="text1"/>
+        </w:rPr>
         <w:t>Work done in last Week with description:</w:t>
       </w:r>
     </w:p>
@@ -474,8 +617,14 @@
       <w:pPr>
         <w:pStyle w:val="Heading2"/>
         <w:spacing w:before="200" w:after="100"/>
-      </w:pPr>
-      <w:r>
+        <w:rPr>
+          <w:color w:val="000000" w:themeColor="text1"/>
+        </w:rPr>
+      </w:pPr>
+      <w:r>
+        <w:rPr>
+          <w:color w:val="000000" w:themeColor="text1"/>
+        </w:rPr>
         <w:t>1. Week 5 Module: Supervised Learning</w:t>
       </w:r>
     </w:p>
@@ -483,16 +632,28 @@
       <w:pPr>
         <w:pStyle w:val="Heading3"/>
         <w:spacing w:before="100" w:after="80"/>
-      </w:pPr>
-      <w:r>
+        <w:rPr>
+          <w:color w:val="000000" w:themeColor="text1"/>
+        </w:rPr>
+      </w:pPr>
+      <w:r>
+        <w:rPr>
+          <w:color w:val="000000" w:themeColor="text1"/>
+        </w:rPr>
         <w:t>Description:</w:t>
       </w:r>
     </w:p>
     <w:p>
       <w:pPr>
         <w:spacing w:after="100"/>
-      </w:pPr>
-      <w:r>
+        <w:rPr>
+          <w:color w:val="000000" w:themeColor="text1"/>
+        </w:rPr>
+      </w:pPr>
+      <w:r>
+        <w:rPr>
+          <w:color w:val="000000" w:themeColor="text1"/>
+        </w:rPr>
         <w:t>Attended comprehensive session on "Supervised Learning" on February 20, 2026. Learned about supervised learning algorithms, their applications, and hands-on implementation using scikit-learn library.</w:t>
       </w:r>
     </w:p>
@@ -500,8 +661,14 @@
       <w:pPr>
         <w:pStyle w:val="Heading3"/>
         <w:spacing w:before="100" w:after="80"/>
-      </w:pPr>
-      <w:r>
+        <w:rPr>
+          <w:color w:val="000000" w:themeColor="text1"/>
+        </w:rPr>
+      </w:pPr>
+      <w:r>
+        <w:rPr>
+          <w:color w:val="000000" w:themeColor="text1"/>
+        </w:rPr>
         <w:t>Key Topics Covered:</w:t>
       </w:r>
     </w:p>
@@ -512,16 +679,28 @@
           <w:ilvl w:val="0"/>
           <w:numId w:val="2"/>
         </w:numPr>
-      </w:pPr>
-      <w:r>
+        <w:rPr>
+          <w:color w:val="000000" w:themeColor="text1"/>
+        </w:rPr>
+      </w:pPr>
+      <w:r>
+        <w:rPr>
+          <w:color w:val="000000" w:themeColor="text1"/>
+        </w:rPr>
         <w:t xml:space="preserve">Supervised learning concept: learning from </w:t>
       </w:r>
       <w:proofErr w:type="spellStart"/>
       <w:r>
+        <w:rPr>
+          <w:color w:val="000000" w:themeColor="text1"/>
+        </w:rPr>
         <w:t>labeled</w:t>
       </w:r>
       <w:proofErr w:type="spellEnd"/>
       <w:r>
+        <w:rPr>
+          <w:color w:val="000000" w:themeColor="text1"/>
+        </w:rPr>
         <w:t xml:space="preserve"> data</w:t>
       </w:r>
     </w:p>
@@ -532,8 +711,14 @@
           <w:ilvl w:val="0"/>
           <w:numId w:val="2"/>
         </w:numPr>
-      </w:pPr>
-      <w:r>
+        <w:rPr>
+          <w:color w:val="000000" w:themeColor="text1"/>
+        </w:rPr>
+      </w:pPr>
+      <w:r>
+        <w:rPr>
+          <w:color w:val="000000" w:themeColor="text1"/>
+        </w:rPr>
         <w:t>Regression vs Classification problems</w:t>
       </w:r>
     </w:p>
@@ -544,8 +729,14 @@
           <w:ilvl w:val="0"/>
           <w:numId w:val="2"/>
         </w:numPr>
-      </w:pPr>
-      <w:r>
+        <w:rPr>
+          <w:color w:val="000000" w:themeColor="text1"/>
+        </w:rPr>
+      </w:pPr>
+      <w:r>
+        <w:rPr>
+          <w:color w:val="000000" w:themeColor="text1"/>
+        </w:rPr>
         <w:t>Linear Regression: theory and implementation</w:t>
       </w:r>
     </w:p>
@@ -556,8 +747,14 @@
           <w:ilvl w:val="0"/>
           <w:numId w:val="2"/>
         </w:numPr>
-      </w:pPr>
-      <w:r>
+        <w:rPr>
+          <w:color w:val="000000" w:themeColor="text1"/>
+        </w:rPr>
+      </w:pPr>
+      <w:r>
+        <w:rPr>
+          <w:color w:val="000000" w:themeColor="text1"/>
+        </w:rPr>
         <w:t>Logistic Regression for classification tasks</w:t>
       </w:r>
     </w:p>
@@ -568,8 +765,14 @@
           <w:ilvl w:val="0"/>
           <w:numId w:val="2"/>
         </w:numPr>
-      </w:pPr>
-      <w:r>
+        <w:rPr>
+          <w:color w:val="000000" w:themeColor="text1"/>
+        </w:rPr>
+      </w:pPr>
+      <w:r>
+        <w:rPr>
+          <w:color w:val="000000" w:themeColor="text1"/>
+        </w:rPr>
         <w:t>Decision Trees: structure, splitting criteria, pruning</w:t>
       </w:r>
     </w:p>
@@ -580,8 +783,14 @@
           <w:ilvl w:val="0"/>
           <w:numId w:val="2"/>
         </w:numPr>
-      </w:pPr>
-      <w:r>
+        <w:rPr>
+          <w:color w:val="000000" w:themeColor="text1"/>
+        </w:rPr>
+      </w:pPr>
+      <w:r>
+        <w:rPr>
+          <w:color w:val="000000" w:themeColor="text1"/>
+        </w:rPr>
         <w:t>Random Forest ensemble method</w:t>
       </w:r>
     </w:p>
@@ -592,8 +801,14 @@
           <w:ilvl w:val="0"/>
           <w:numId w:val="2"/>
         </w:numPr>
-      </w:pPr>
-      <w:r>
+        <w:rPr>
+          <w:color w:val="000000" w:themeColor="text1"/>
+        </w:rPr>
+      </w:pPr>
+      <w:r>
+        <w:rPr>
+          <w:color w:val="000000" w:themeColor="text1"/>
+        </w:rPr>
         <w:t>Support Vector Machines (SVM) basics</w:t>
       </w:r>
     </w:p>
@@ -604,16 +819,28 @@
           <w:ilvl w:val="0"/>
           <w:numId w:val="2"/>
         </w:numPr>
-      </w:pPr>
-      <w:r>
+        <w:rPr>
+          <w:color w:val="000000" w:themeColor="text1"/>
+        </w:rPr>
+      </w:pPr>
+      <w:r>
+        <w:rPr>
+          <w:color w:val="000000" w:themeColor="text1"/>
+        </w:rPr>
         <w:t xml:space="preserve">K-Nearest </w:t>
       </w:r>
       <w:proofErr w:type="spellStart"/>
       <w:r>
+        <w:rPr>
+          <w:color w:val="000000" w:themeColor="text1"/>
+        </w:rPr>
         <w:t>Neighbors</w:t>
       </w:r>
       <w:proofErr w:type="spellEnd"/>
       <w:r>
+        <w:rPr>
+          <w:color w:val="000000" w:themeColor="text1"/>
+        </w:rPr>
         <w:t xml:space="preserve"> (KNN) algorithm</w:t>
       </w:r>
     </w:p>
@@ -624,8 +851,14 @@
           <w:ilvl w:val="0"/>
           <w:numId w:val="2"/>
         </w:numPr>
-      </w:pPr>
-      <w:r>
+        <w:rPr>
+          <w:color w:val="000000" w:themeColor="text1"/>
+        </w:rPr>
+      </w:pPr>
+      <w:r>
+        <w:rPr>
+          <w:color w:val="000000" w:themeColor="text1"/>
+        </w:rPr>
         <w:t>Train-test split and cross-validation techniques</w:t>
       </w:r>
     </w:p>
@@ -633,16 +866,28 @@
       <w:pPr>
         <w:pStyle w:val="Heading3"/>
         <w:spacing w:before="120" w:after="80"/>
-      </w:pPr>
-      <w:r>
+        <w:rPr>
+          <w:color w:val="000000" w:themeColor="text1"/>
+        </w:rPr>
+      </w:pPr>
+      <w:r>
+        <w:rPr>
+          <w:color w:val="000000" w:themeColor="text1"/>
+        </w:rPr>
         <w:t>Hands-on Practice:</w:t>
       </w:r>
     </w:p>
     <w:p>
       <w:pPr>
         <w:spacing w:after="100"/>
-      </w:pPr>
-      <w:r>
+        <w:rPr>
+          <w:color w:val="000000" w:themeColor="text1"/>
+        </w:rPr>
+      </w:pPr>
+      <w:r>
+        <w:rPr>
+          <w:color w:val="000000" w:themeColor="text1"/>
+        </w:rPr>
         <w:t>Implemented Linear Regression on Boston Housing dataset. Trained a classification model using Iris dataset with Decision Tree and Random Forest algorithms. Learned to evaluate models using accuracy, precision, recall, and F1-score metrics. Practiced splitting data into training and testing sets (80-20 split).</w:t>
       </w:r>
     </w:p>
@@ -650,26 +895,42 @@
       <w:pPr>
         <w:pStyle w:val="Heading3"/>
         <w:spacing w:before="120" w:after="80"/>
-      </w:pPr>
-      <w:r>
+        <w:rPr>
+          <w:color w:val="000000" w:themeColor="text1"/>
+        </w:rPr>
+      </w:pPr>
+      <w:r>
+        <w:rPr>
+          <w:color w:val="000000" w:themeColor="text1"/>
+        </w:rPr>
         <w:t>Code Practice:</w:t>
       </w:r>
     </w:p>
     <w:p>
       <w:pPr>
         <w:spacing w:after="200"/>
-      </w:pPr>
-      <w:r>
+        <w:rPr>
+          <w:color w:val="000000" w:themeColor="text1"/>
+        </w:rPr>
+      </w:pPr>
+      <w:r>
+        <w:rPr>
+          <w:color w:val="000000" w:themeColor="text1"/>
+        </w:rPr>
         <w:t>Used scikit-learn library to import datasets, preprocess data, train models, and evaluate performance. Practiced hyperparameter tuning and compared different algorithm performances.</w:t>
       </w:r>
     </w:p>
     <w:p>
       <w:pPr>
         <w:spacing w:after="200"/>
+        <w:rPr>
+          <w:color w:val="000000" w:themeColor="text1"/>
+        </w:rPr>
       </w:pPr>
       <w:r>
         <w:rPr>
           <w:noProof/>
+          <w:color w:val="000000" w:themeColor="text1"/>
         </w:rPr>
         <w:lastRenderedPageBreak/>
         <w:drawing>
@@ -718,14 +979,23 @@
     <w:p>
       <w:pPr>
         <w:spacing w:after="200"/>
+        <w:rPr>
+          <w:color w:val="000000" w:themeColor="text1"/>
+        </w:rPr>
       </w:pPr>
     </w:p>
     <w:p>
       <w:pPr>
         <w:pStyle w:val="Heading2"/>
         <w:spacing w:before="200" w:after="100"/>
-      </w:pPr>
-      <w:r>
+        <w:rPr>
+          <w:color w:val="000000" w:themeColor="text1"/>
+        </w:rPr>
+      </w:pPr>
+      <w:r>
+        <w:rPr>
+          <w:color w:val="000000" w:themeColor="text1"/>
+        </w:rPr>
         <w:t>2. Week 5 Module: Unsupervised Learning</w:t>
       </w:r>
     </w:p>
@@ -733,16 +1003,28 @@
       <w:pPr>
         <w:pStyle w:val="Heading3"/>
         <w:spacing w:before="100" w:after="80"/>
-      </w:pPr>
-      <w:r>
+        <w:rPr>
+          <w:color w:val="000000" w:themeColor="text1"/>
+        </w:rPr>
+      </w:pPr>
+      <w:r>
+        <w:rPr>
+          <w:color w:val="000000" w:themeColor="text1"/>
+        </w:rPr>
         <w:t>Description:</w:t>
       </w:r>
     </w:p>
     <w:p>
       <w:pPr>
         <w:spacing w:after="100"/>
-      </w:pPr>
-      <w:r>
+        <w:rPr>
+          <w:color w:val="000000" w:themeColor="text1"/>
+        </w:rPr>
+      </w:pPr>
+      <w:r>
+        <w:rPr>
+          <w:color w:val="000000" w:themeColor="text1"/>
+        </w:rPr>
         <w:t>Participated in "Unsupervised Learning" session on February 23, 2026. Explored clustering algorithms, dimensionality reduction techniques, and their practical applications in data analysis.</w:t>
       </w:r>
     </w:p>
@@ -750,8 +1032,14 @@
       <w:pPr>
         <w:pStyle w:val="Heading3"/>
         <w:spacing w:before="100" w:after="80"/>
-      </w:pPr>
-      <w:r>
+        <w:rPr>
+          <w:color w:val="000000" w:themeColor="text1"/>
+        </w:rPr>
+      </w:pPr>
+      <w:r>
+        <w:rPr>
+          <w:color w:val="000000" w:themeColor="text1"/>
+        </w:rPr>
         <w:t>Key Topics Covered:</w:t>
       </w:r>
     </w:p>
@@ -762,16 +1050,28 @@
           <w:ilvl w:val="0"/>
           <w:numId w:val="2"/>
         </w:numPr>
-      </w:pPr>
-      <w:r>
+        <w:rPr>
+          <w:color w:val="000000" w:themeColor="text1"/>
+        </w:rPr>
+      </w:pPr>
+      <w:r>
+        <w:rPr>
+          <w:color w:val="000000" w:themeColor="text1"/>
+        </w:rPr>
         <w:t xml:space="preserve">Unsupervised learning: learning from </w:t>
       </w:r>
       <w:proofErr w:type="spellStart"/>
       <w:r>
+        <w:rPr>
+          <w:color w:val="000000" w:themeColor="text1"/>
+        </w:rPr>
         <w:t>unlabeled</w:t>
       </w:r>
       <w:proofErr w:type="spellEnd"/>
       <w:r>
+        <w:rPr>
+          <w:color w:val="000000" w:themeColor="text1"/>
+        </w:rPr>
         <w:t xml:space="preserve"> data</w:t>
       </w:r>
     </w:p>
@@ -782,8 +1082,14 @@
           <w:ilvl w:val="0"/>
           <w:numId w:val="2"/>
         </w:numPr>
-      </w:pPr>
-      <w:r>
+        <w:rPr>
+          <w:color w:val="000000" w:themeColor="text1"/>
+        </w:rPr>
+      </w:pPr>
+      <w:r>
+        <w:rPr>
+          <w:color w:val="000000" w:themeColor="text1"/>
+        </w:rPr>
         <w:t>Clustering algorithms and applications</w:t>
       </w:r>
     </w:p>
@@ -794,8 +1100,14 @@
           <w:ilvl w:val="0"/>
           <w:numId w:val="2"/>
         </w:numPr>
-      </w:pPr>
-      <w:r>
+        <w:rPr>
+          <w:color w:val="000000" w:themeColor="text1"/>
+        </w:rPr>
+      </w:pPr>
+      <w:r>
+        <w:rPr>
+          <w:color w:val="000000" w:themeColor="text1"/>
+        </w:rPr>
         <w:t>K-Means clustering: algorithm, initialization, convergence</w:t>
       </w:r>
     </w:p>
@@ -806,8 +1118,14 @@
           <w:ilvl w:val="0"/>
           <w:numId w:val="2"/>
         </w:numPr>
-      </w:pPr>
-      <w:r>
+        <w:rPr>
+          <w:color w:val="000000" w:themeColor="text1"/>
+        </w:rPr>
+      </w:pPr>
+      <w:r>
+        <w:rPr>
+          <w:color w:val="000000" w:themeColor="text1"/>
+        </w:rPr>
         <w:t>Hierarchical clustering: agglomerative vs divisive</w:t>
       </w:r>
     </w:p>
@@ -818,8 +1136,14 @@
           <w:ilvl w:val="0"/>
           <w:numId w:val="2"/>
         </w:numPr>
-      </w:pPr>
-      <w:r>
+        <w:rPr>
+          <w:color w:val="000000" w:themeColor="text1"/>
+        </w:rPr>
+      </w:pPr>
+      <w:r>
+        <w:rPr>
+          <w:color w:val="000000" w:themeColor="text1"/>
+        </w:rPr>
         <w:t>DBSCAN (Density-Based Spatial Clustering)</w:t>
       </w:r>
     </w:p>
@@ -830,8 +1154,14 @@
           <w:ilvl w:val="0"/>
           <w:numId w:val="2"/>
         </w:numPr>
-      </w:pPr>
-      <w:r>
+        <w:rPr>
+          <w:color w:val="000000" w:themeColor="text1"/>
+        </w:rPr>
+      </w:pPr>
+      <w:r>
+        <w:rPr>
+          <w:color w:val="000000" w:themeColor="text1"/>
+        </w:rPr>
         <w:t>Dimensionality reduction techniques</w:t>
       </w:r>
     </w:p>
@@ -842,8 +1172,14 @@
           <w:ilvl w:val="0"/>
           <w:numId w:val="2"/>
         </w:numPr>
-      </w:pPr>
-      <w:r>
+        <w:rPr>
+          <w:color w:val="000000" w:themeColor="text1"/>
+        </w:rPr>
+      </w:pPr>
+      <w:r>
+        <w:rPr>
+          <w:color w:val="000000" w:themeColor="text1"/>
+        </w:rPr>
         <w:t>Principal Component Analysis (PCA)</w:t>
       </w:r>
     </w:p>
@@ -854,8 +1190,14 @@
           <w:ilvl w:val="0"/>
           <w:numId w:val="2"/>
         </w:numPr>
-      </w:pPr>
-      <w:r>
+        <w:rPr>
+          <w:color w:val="000000" w:themeColor="text1"/>
+        </w:rPr>
+      </w:pPr>
+      <w:r>
+        <w:rPr>
+          <w:color w:val="000000" w:themeColor="text1"/>
+        </w:rPr>
         <w:t>Elbow method for optimal cluster selection</w:t>
       </w:r>
     </w:p>
@@ -866,8 +1208,14 @@
           <w:ilvl w:val="0"/>
           <w:numId w:val="2"/>
         </w:numPr>
-      </w:pPr>
-      <w:r>
+        <w:rPr>
+          <w:color w:val="000000" w:themeColor="text1"/>
+        </w:rPr>
+      </w:pPr>
+      <w:r>
+        <w:rPr>
+          <w:color w:val="000000" w:themeColor="text1"/>
+        </w:rPr>
         <w:t>Anomaly detection using clustering techniques</w:t>
       </w:r>
     </w:p>
@@ -875,16 +1223,28 @@
       <w:pPr>
         <w:pStyle w:val="Heading3"/>
         <w:spacing w:before="120" w:after="80"/>
-      </w:pPr>
-      <w:r>
+        <w:rPr>
+          <w:color w:val="000000" w:themeColor="text1"/>
+        </w:rPr>
+      </w:pPr>
+      <w:r>
+        <w:rPr>
+          <w:color w:val="000000" w:themeColor="text1"/>
+        </w:rPr>
         <w:t>Practical Implementation:</w:t>
       </w:r>
     </w:p>
     <w:p>
       <w:pPr>
         <w:spacing w:after="200"/>
-      </w:pPr>
-      <w:r>
+        <w:rPr>
+          <w:color w:val="000000" w:themeColor="text1"/>
+        </w:rPr>
+      </w:pPr>
+      <w:r>
+        <w:rPr>
+          <w:color w:val="000000" w:themeColor="text1"/>
+        </w:rPr>
         <w:t>Applied K-Means clustering on customer segmentation dataset. Used Elbow method to determine optimal number of clusters. Implemented PCA for dimensionality reduction on high-dimensional data. Visualized clusters using matplotlib and seaborn libraries. Understood how clustering can be used for anomaly detection, which is relevant for surveillance project.</w:t>
       </w:r>
     </w:p>
@@ -893,16 +1253,21 @@
         <w:spacing w:after="200"/>
         <w:rPr>
           <w:noProof/>
+          <w:color w:val="000000" w:themeColor="text1"/>
         </w:rPr>
       </w:pPr>
     </w:p>
     <w:p>
       <w:pPr>
         <w:spacing w:after="200"/>
+        <w:rPr>
+          <w:color w:val="000000" w:themeColor="text1"/>
+        </w:rPr>
       </w:pPr>
       <w:r>
         <w:rPr>
           <w:noProof/>
+          <w:color w:val="000000" w:themeColor="text1"/>
         </w:rPr>
         <w:lastRenderedPageBreak/>
         <w:drawing>
@@ -960,14 +1325,23 @@
     <w:p>
       <w:pPr>
         <w:spacing w:after="200"/>
+        <w:rPr>
+          <w:color w:val="000000" w:themeColor="text1"/>
+        </w:rPr>
       </w:pPr>
     </w:p>
     <w:p>
       <w:pPr>
         <w:pStyle w:val="Heading2"/>
         <w:spacing w:before="200" w:after="100"/>
-      </w:pPr>
-      <w:r>
+        <w:rPr>
+          <w:color w:val="000000" w:themeColor="text1"/>
+        </w:rPr>
+      </w:pPr>
+      <w:r>
+        <w:rPr>
+          <w:color w:val="000000" w:themeColor="text1"/>
+        </w:rPr>
         <w:t>3. Week 5 Module: Reinforcement Learning</w:t>
       </w:r>
     </w:p>
@@ -975,16 +1349,28 @@
       <w:pPr>
         <w:pStyle w:val="Heading3"/>
         <w:spacing w:before="100" w:after="80"/>
-      </w:pPr>
-      <w:r>
+        <w:rPr>
+          <w:color w:val="000000" w:themeColor="text1"/>
+        </w:rPr>
+      </w:pPr>
+      <w:r>
+        <w:rPr>
+          <w:color w:val="000000" w:themeColor="text1"/>
+        </w:rPr>
         <w:t>Description:</w:t>
       </w:r>
     </w:p>
     <w:p>
       <w:pPr>
         <w:spacing w:after="100"/>
-      </w:pPr>
-      <w:r>
+        <w:rPr>
+          <w:color w:val="000000" w:themeColor="text1"/>
+        </w:rPr>
+      </w:pPr>
+      <w:r>
+        <w:rPr>
+          <w:color w:val="000000" w:themeColor="text1"/>
+        </w:rPr>
         <w:t>Attended "Reinforcement Learning" session on February 25, 2026. Learned about RL fundamentals, agent-environment interaction, and explored basic RL concepts with simple examples.</w:t>
       </w:r>
     </w:p>
@@ -992,8 +1378,14 @@
       <w:pPr>
         <w:pStyle w:val="Heading3"/>
         <w:spacing w:before="100" w:after="80"/>
-      </w:pPr>
-      <w:r>
+        <w:rPr>
+          <w:color w:val="000000" w:themeColor="text1"/>
+        </w:rPr>
+      </w:pPr>
+      <w:r>
+        <w:rPr>
+          <w:color w:val="000000" w:themeColor="text1"/>
+        </w:rPr>
         <w:t>Key Topics Covered:</w:t>
       </w:r>
     </w:p>
@@ -1004,8 +1396,14 @@
           <w:ilvl w:val="0"/>
           <w:numId w:val="2"/>
         </w:numPr>
-      </w:pPr>
-      <w:r>
+        <w:rPr>
+          <w:color w:val="000000" w:themeColor="text1"/>
+        </w:rPr>
+      </w:pPr>
+      <w:r>
+        <w:rPr>
+          <w:color w:val="000000" w:themeColor="text1"/>
+        </w:rPr>
         <w:t>Reinforcement Learning fundamentals: agent, environment, actions, rewards</w:t>
       </w:r>
     </w:p>
@@ -1016,8 +1414,14 @@
           <w:ilvl w:val="0"/>
           <w:numId w:val="2"/>
         </w:numPr>
-      </w:pPr>
-      <w:r>
+        <w:rPr>
+          <w:color w:val="000000" w:themeColor="text1"/>
+        </w:rPr>
+      </w:pPr>
+      <w:r>
+        <w:rPr>
+          <w:color w:val="000000" w:themeColor="text1"/>
+        </w:rPr>
         <w:t>Markov Decision Process (MDP) framework</w:t>
       </w:r>
     </w:p>
@@ -1028,8 +1432,14 @@
           <w:ilvl w:val="0"/>
           <w:numId w:val="2"/>
         </w:numPr>
-      </w:pPr>
-      <w:r>
+        <w:rPr>
+          <w:color w:val="000000" w:themeColor="text1"/>
+        </w:rPr>
+      </w:pPr>
+      <w:r>
+        <w:rPr>
+          <w:color w:val="000000" w:themeColor="text1"/>
+        </w:rPr>
         <w:t>Exploration vs Exploitation trade-off</w:t>
       </w:r>
     </w:p>
@@ -1040,8 +1450,14 @@
           <w:ilvl w:val="0"/>
           <w:numId w:val="2"/>
         </w:numPr>
-      </w:pPr>
-      <w:r>
+        <w:rPr>
+          <w:color w:val="000000" w:themeColor="text1"/>
+        </w:rPr>
+      </w:pPr>
+      <w:r>
+        <w:rPr>
+          <w:color w:val="000000" w:themeColor="text1"/>
+        </w:rPr>
         <w:t>Q-Learning algorithm basics</w:t>
       </w:r>
     </w:p>
@@ -1052,8 +1468,14 @@
           <w:ilvl w:val="0"/>
           <w:numId w:val="2"/>
         </w:numPr>
-      </w:pPr>
-      <w:r>
+        <w:rPr>
+          <w:color w:val="000000" w:themeColor="text1"/>
+        </w:rPr>
+      </w:pPr>
+      <w:r>
+        <w:rPr>
+          <w:color w:val="000000" w:themeColor="text1"/>
+        </w:rPr>
         <w:t>Policy: deterministic vs stochastic</w:t>
       </w:r>
     </w:p>
@@ -1064,8 +1486,14 @@
           <w:ilvl w:val="0"/>
           <w:numId w:val="2"/>
         </w:numPr>
-      </w:pPr>
-      <w:r>
+        <w:rPr>
+          <w:color w:val="000000" w:themeColor="text1"/>
+        </w:rPr>
+      </w:pPr>
+      <w:r>
+        <w:rPr>
+          <w:color w:val="000000" w:themeColor="text1"/>
+        </w:rPr>
         <w:t>Value functions and Bellman equation</w:t>
       </w:r>
     </w:p>
@@ -1076,8 +1504,14 @@
           <w:ilvl w:val="0"/>
           <w:numId w:val="2"/>
         </w:numPr>
-      </w:pPr>
-      <w:r>
+        <w:rPr>
+          <w:color w:val="000000" w:themeColor="text1"/>
+        </w:rPr>
+      </w:pPr>
+      <w:r>
+        <w:rPr>
+          <w:color w:val="000000" w:themeColor="text1"/>
+        </w:rPr>
         <w:t>Applications: game playing, robotics, autonomous systems</w:t>
       </w:r>
     </w:p>
@@ -1088,8 +1522,14 @@
           <w:ilvl w:val="0"/>
           <w:numId w:val="2"/>
         </w:numPr>
-      </w:pPr>
-      <w:r>
+        <w:rPr>
+          <w:color w:val="000000" w:themeColor="text1"/>
+        </w:rPr>
+      </w:pPr>
+      <w:r>
+        <w:rPr>
+          <w:color w:val="000000" w:themeColor="text1"/>
+        </w:rPr>
         <w:t>Difference between RL and Supervised/Unsupervised learning</w:t>
       </w:r>
     </w:p>
@@ -1097,26 +1537,42 @@
       <w:pPr>
         <w:pStyle w:val="Heading3"/>
         <w:spacing w:before="120" w:after="80"/>
-      </w:pPr>
-      <w:r>
+        <w:rPr>
+          <w:color w:val="000000" w:themeColor="text1"/>
+        </w:rPr>
+      </w:pPr>
+      <w:r>
+        <w:rPr>
+          <w:color w:val="000000" w:themeColor="text1"/>
+        </w:rPr>
         <w:t>Examples and Demonstrations:</w:t>
       </w:r>
     </w:p>
     <w:p>
       <w:pPr>
         <w:spacing w:after="200"/>
-      </w:pPr>
-      <w:r>
+        <w:rPr>
+          <w:color w:val="000000" w:themeColor="text1"/>
+        </w:rPr>
+      </w:pPr>
+      <w:r>
+        <w:rPr>
+          <w:color w:val="000000" w:themeColor="text1"/>
+        </w:rPr>
         <w:t>Explored classic RL examples like grid world navigation and game playing agents. Understood how RL agents learn optimal policies through trial and error. Discussed real-world RL applications in recommendation systems, robotics, and autonomous vehicles. Recognized that RL is more advanced and typically not used in basic object detection tasks.</w:t>
       </w:r>
     </w:p>
     <w:p>
       <w:pPr>
         <w:spacing w:after="200"/>
+        <w:rPr>
+          <w:color w:val="000000" w:themeColor="text1"/>
+        </w:rPr>
       </w:pPr>
       <w:r>
         <w:rPr>
           <w:noProof/>
+          <w:color w:val="000000" w:themeColor="text1"/>
         </w:rPr>
         <w:lastRenderedPageBreak/>
         <w:drawing>
@@ -1165,14 +1621,23 @@
     <w:p>
       <w:pPr>
         <w:spacing w:after="200"/>
+        <w:rPr>
+          <w:color w:val="000000" w:themeColor="text1"/>
+        </w:rPr>
       </w:pPr>
     </w:p>
     <w:p>
       <w:pPr>
         <w:pStyle w:val="Heading2"/>
         <w:spacing w:before="200" w:after="100"/>
-      </w:pPr>
-      <w:r>
+        <w:rPr>
+          <w:color w:val="000000" w:themeColor="text1"/>
+        </w:rPr>
+      </w:pPr>
+      <w:r>
+        <w:rPr>
+          <w:color w:val="000000" w:themeColor="text1"/>
+        </w:rPr>
         <w:t>4. Machine Learning Assignment Completion</w:t>
       </w:r>
     </w:p>
@@ -1180,16 +1645,28 @@
       <w:pPr>
         <w:pStyle w:val="Heading3"/>
         <w:spacing w:before="100" w:after="80"/>
-      </w:pPr>
-      <w:r>
+        <w:rPr>
+          <w:color w:val="000000" w:themeColor="text1"/>
+        </w:rPr>
+      </w:pPr>
+      <w:r>
+        <w:rPr>
+          <w:color w:val="000000" w:themeColor="text1"/>
+        </w:rPr>
         <w:t>Description:</w:t>
       </w:r>
     </w:p>
     <w:p>
       <w:pPr>
         <w:spacing w:after="100"/>
-      </w:pPr>
-      <w:r>
+        <w:rPr>
+          <w:color w:val="000000" w:themeColor="text1"/>
+        </w:rPr>
+      </w:pPr>
+      <w:r>
+        <w:rPr>
+          <w:color w:val="000000" w:themeColor="text1"/>
+        </w:rPr>
         <w:t>Completed comprehensive Machine Learning assignment covering supervised and unsupervised learning techniques. Implemented multiple algorithms and compared their performance on different datasets.</w:t>
       </w:r>
     </w:p>
@@ -1197,8 +1674,14 @@
       <w:pPr>
         <w:pStyle w:val="Heading3"/>
         <w:spacing w:before="100" w:after="80"/>
-      </w:pPr>
-      <w:r>
+        <w:rPr>
+          <w:color w:val="000000" w:themeColor="text1"/>
+        </w:rPr>
+      </w:pPr>
+      <w:r>
+        <w:rPr>
+          <w:color w:val="000000" w:themeColor="text1"/>
+        </w:rPr>
         <w:t>Assignment Tasks:</w:t>
       </w:r>
     </w:p>
@@ -1209,8 +1692,14 @@
           <w:ilvl w:val="0"/>
           <w:numId w:val="2"/>
         </w:numPr>
-      </w:pPr>
-      <w:r>
+        <w:rPr>
+          <w:color w:val="000000" w:themeColor="text1"/>
+        </w:rPr>
+      </w:pPr>
+      <w:r>
+        <w:rPr>
+          <w:color w:val="000000" w:themeColor="text1"/>
+        </w:rPr>
         <w:t>Task 1: Linear Regression on housing price prediction dataset</w:t>
       </w:r>
     </w:p>
@@ -1221,8 +1710,14 @@
           <w:ilvl w:val="0"/>
           <w:numId w:val="2"/>
         </w:numPr>
-      </w:pPr>
-      <w:r>
+        <w:rPr>
+          <w:color w:val="000000" w:themeColor="text1"/>
+        </w:rPr>
+      </w:pPr>
+      <w:r>
+        <w:rPr>
+          <w:color w:val="000000" w:themeColor="text1"/>
+        </w:rPr>
         <w:t>Task 2: Classification using Decision Tree and Random Forest on Iris dataset</w:t>
       </w:r>
     </w:p>
@@ -1233,8 +1728,14 @@
           <w:ilvl w:val="0"/>
           <w:numId w:val="2"/>
         </w:numPr>
-      </w:pPr>
-      <w:r>
+        <w:rPr>
+          <w:color w:val="000000" w:themeColor="text1"/>
+        </w:rPr>
+      </w:pPr>
+      <w:r>
+        <w:rPr>
+          <w:color w:val="000000" w:themeColor="text1"/>
+        </w:rPr>
         <w:t>Task 3: K-Means clustering on customer segmentation data</w:t>
       </w:r>
     </w:p>
@@ -1245,8 +1746,14 @@
           <w:ilvl w:val="0"/>
           <w:numId w:val="2"/>
         </w:numPr>
-      </w:pPr>
-      <w:r>
+        <w:rPr>
+          <w:color w:val="000000" w:themeColor="text1"/>
+        </w:rPr>
+      </w:pPr>
+      <w:r>
+        <w:rPr>
+          <w:color w:val="000000" w:themeColor="text1"/>
+        </w:rPr>
         <w:t>Task 4: Model evaluation using confusion matrix, ROC curves</w:t>
       </w:r>
     </w:p>
@@ -1257,12 +1764,21 @@
           <w:ilvl w:val="0"/>
           <w:numId w:val="2"/>
         </w:numPr>
-      </w:pPr>
-      <w:r>
+        <w:rPr>
+          <w:color w:val="000000" w:themeColor="text1"/>
+        </w:rPr>
+      </w:pPr>
+      <w:r>
+        <w:rPr>
+          <w:color w:val="000000" w:themeColor="text1"/>
+        </w:rPr>
         <w:t xml:space="preserve">Task 5: Hyperparameter tuning using </w:t>
       </w:r>
       <w:proofErr w:type="spellStart"/>
       <w:r>
+        <w:rPr>
+          <w:color w:val="000000" w:themeColor="text1"/>
+        </w:rPr>
         <w:t>GridSearchCV</w:t>
       </w:r>
       <w:proofErr w:type="spellEnd"/>
@@ -1274,16 +1790,28 @@
           <w:ilvl w:val="0"/>
           <w:numId w:val="2"/>
         </w:numPr>
-      </w:pPr>
-      <w:r>
+        <w:rPr>
+          <w:color w:val="000000" w:themeColor="text1"/>
+        </w:rPr>
+      </w:pPr>
+      <w:r>
+        <w:rPr>
+          <w:color w:val="000000" w:themeColor="text1"/>
+        </w:rPr>
         <w:t xml:space="preserve">Created </w:t>
       </w:r>
       <w:proofErr w:type="spellStart"/>
       <w:r>
+        <w:rPr>
+          <w:color w:val="000000" w:themeColor="text1"/>
+        </w:rPr>
         <w:t>Jupyter</w:t>
       </w:r>
       <w:proofErr w:type="spellEnd"/>
       <w:r>
+        <w:rPr>
+          <w:color w:val="000000" w:themeColor="text1"/>
+        </w:rPr>
         <w:t xml:space="preserve"> notebook with complete code and visualizations</w:t>
       </w:r>
     </w:p>
@@ -1294,19 +1822,35 @@
           <w:ilvl w:val="0"/>
           <w:numId w:val="2"/>
         </w:numPr>
-      </w:pPr>
-      <w:r>
+        <w:rPr>
+          <w:color w:val="000000" w:themeColor="text1"/>
+        </w:rPr>
+      </w:pPr>
+      <w:r>
+        <w:rPr>
+          <w:color w:val="000000" w:themeColor="text1"/>
+        </w:rPr>
         <w:t>Submitted assignment to MS Elevate portal</w:t>
       </w:r>
     </w:p>
-    <w:p/>
+    <w:p>
+      <w:pPr>
+        <w:rPr>
+          <w:color w:val="000000" w:themeColor="text1"/>
+        </w:rPr>
+      </w:pPr>
+    </w:p>
     <w:p>
       <w:pPr>
         <w:spacing w:after="200"/>
+        <w:rPr>
+          <w:color w:val="000000" w:themeColor="text1"/>
+        </w:rPr>
       </w:pPr>
       <w:r>
         <w:rPr>
           <w:noProof/>
+          <w:color w:val="000000" w:themeColor="text1"/>
         </w:rPr>
         <w:lastRenderedPageBreak/>
         <w:drawing>
@@ -1356,8 +1900,14 @@
       <w:pPr>
         <w:spacing w:after="200"/>
         <w:jc w:val="center"/>
-      </w:pPr>
-      <w:r>
+        <w:rPr>
+          <w:color w:val="000000" w:themeColor="text1"/>
+        </w:rPr>
+      </w:pPr>
+      <w:r>
+        <w:rPr>
+          <w:color w:val="000000" w:themeColor="text1"/>
+        </w:rPr>
         <w:t>Figure: Example of confusion matrix and ROC curve used for evaluating classification model performance.</w:t>
       </w:r>
     </w:p>
@@ -1365,14 +1915,23 @@
       <w:pPr>
         <w:spacing w:after="200"/>
         <w:jc w:val="center"/>
+        <w:rPr>
+          <w:color w:val="000000" w:themeColor="text1"/>
+        </w:rPr>
       </w:pPr>
     </w:p>
     <w:p>
       <w:pPr>
         <w:pStyle w:val="Heading2"/>
         <w:spacing w:before="200" w:after="100"/>
-      </w:pPr>
-      <w:r>
+        <w:rPr>
+          <w:color w:val="000000" w:themeColor="text1"/>
+        </w:rPr>
+      </w:pPr>
+      <w:r>
+        <w:rPr>
+          <w:color w:val="000000" w:themeColor="text1"/>
+        </w:rPr>
         <w:t>5. Scikit-learn Library Deep Dive</w:t>
       </w:r>
     </w:p>
@@ -1380,16 +1939,28 @@
       <w:pPr>
         <w:pStyle w:val="Heading3"/>
         <w:spacing w:before="100" w:after="80"/>
-      </w:pPr>
-      <w:r>
+        <w:rPr>
+          <w:color w:val="000000" w:themeColor="text1"/>
+        </w:rPr>
+      </w:pPr>
+      <w:r>
+        <w:rPr>
+          <w:color w:val="000000" w:themeColor="text1"/>
+        </w:rPr>
         <w:t>Description:</w:t>
       </w:r>
     </w:p>
     <w:p>
       <w:pPr>
         <w:spacing w:after="100"/>
-      </w:pPr>
-      <w:r>
+        <w:rPr>
+          <w:color w:val="000000" w:themeColor="text1"/>
+        </w:rPr>
+      </w:pPr>
+      <w:r>
+        <w:rPr>
+          <w:color w:val="000000" w:themeColor="text1"/>
+        </w:rPr>
         <w:t>Spent dedicated time exploring scikit-learn library documentation and practicing various ML workflows. Built strong foundation in using scikit-learn for future project implementation.</w:t>
       </w:r>
     </w:p>
@@ -1397,8 +1968,14 @@
       <w:pPr>
         <w:pStyle w:val="Heading3"/>
         <w:spacing w:before="100" w:after="80"/>
-      </w:pPr>
-      <w:r>
+        <w:rPr>
+          <w:color w:val="000000" w:themeColor="text1"/>
+        </w:rPr>
+      </w:pPr>
+      <w:r>
+        <w:rPr>
+          <w:color w:val="000000" w:themeColor="text1"/>
+        </w:rPr>
         <w:t>Skills Developed:</w:t>
       </w:r>
     </w:p>
@@ -1409,28 +1986,49 @@
           <w:ilvl w:val="0"/>
           <w:numId w:val="2"/>
         </w:numPr>
-      </w:pPr>
-      <w:r>
+        <w:rPr>
+          <w:color w:val="000000" w:themeColor="text1"/>
+        </w:rPr>
+      </w:pPr>
+      <w:r>
+        <w:rPr>
+          <w:color w:val="000000" w:themeColor="text1"/>
+        </w:rPr>
         <w:t xml:space="preserve">Data preprocessing: </w:t>
       </w:r>
       <w:proofErr w:type="spellStart"/>
       <w:r>
+        <w:rPr>
+          <w:color w:val="000000" w:themeColor="text1"/>
+        </w:rPr>
         <w:t>StandardScaler</w:t>
       </w:r>
       <w:proofErr w:type="spellEnd"/>
       <w:r>
+        <w:rPr>
+          <w:color w:val="000000" w:themeColor="text1"/>
+        </w:rPr>
         <w:t xml:space="preserve">, </w:t>
       </w:r>
       <w:proofErr w:type="spellStart"/>
       <w:r>
+        <w:rPr>
+          <w:color w:val="000000" w:themeColor="text1"/>
+        </w:rPr>
         <w:t>MinMaxScaler</w:t>
       </w:r>
       <w:proofErr w:type="spellEnd"/>
       <w:r>
+        <w:rPr>
+          <w:color w:val="000000" w:themeColor="text1"/>
+        </w:rPr>
         <w:t xml:space="preserve">, </w:t>
       </w:r>
       <w:proofErr w:type="spellStart"/>
       <w:r>
+        <w:rPr>
+          <w:color w:val="000000" w:themeColor="text1"/>
+        </w:rPr>
         <w:t>LabelEncoder</w:t>
       </w:r>
       <w:proofErr w:type="spellEnd"/>
@@ -1442,24 +2040,42 @@
           <w:ilvl w:val="0"/>
           <w:numId w:val="2"/>
         </w:numPr>
-      </w:pPr>
-      <w:r>
+        <w:rPr>
+          <w:color w:val="000000" w:themeColor="text1"/>
+        </w:rPr>
+      </w:pPr>
+      <w:r>
+        <w:rPr>
+          <w:color w:val="000000" w:themeColor="text1"/>
+        </w:rPr>
         <w:t>Train-test split and cross-validation (</w:t>
       </w:r>
       <w:proofErr w:type="spellStart"/>
       <w:r>
+        <w:rPr>
+          <w:color w:val="000000" w:themeColor="text1"/>
+        </w:rPr>
         <w:t>KFold</w:t>
       </w:r>
       <w:proofErr w:type="spellEnd"/>
       <w:r>
+        <w:rPr>
+          <w:color w:val="000000" w:themeColor="text1"/>
+        </w:rPr>
         <w:t xml:space="preserve">, </w:t>
       </w:r>
       <w:proofErr w:type="spellStart"/>
       <w:r>
+        <w:rPr>
+          <w:color w:val="000000" w:themeColor="text1"/>
+        </w:rPr>
         <w:t>StratifiedKFold</w:t>
       </w:r>
       <w:proofErr w:type="spellEnd"/>
       <w:r>
+        <w:rPr>
+          <w:color w:val="000000" w:themeColor="text1"/>
+        </w:rPr>
         <w:t>)</w:t>
       </w:r>
     </w:p>
@@ -1470,32 +2086,56 @@
           <w:ilvl w:val="0"/>
           <w:numId w:val="2"/>
         </w:numPr>
-      </w:pPr>
-      <w:r>
+        <w:rPr>
+          <w:color w:val="000000" w:themeColor="text1"/>
+        </w:rPr>
+      </w:pPr>
+      <w:r>
+        <w:rPr>
+          <w:color w:val="000000" w:themeColor="text1"/>
+        </w:rPr>
         <w:t xml:space="preserve">Model training: </w:t>
       </w:r>
       <w:proofErr w:type="gramStart"/>
       <w:r>
+        <w:rPr>
+          <w:color w:val="000000" w:themeColor="text1"/>
+        </w:rPr>
         <w:t>fit(</w:t>
       </w:r>
       <w:proofErr w:type="gramEnd"/>
       <w:r>
+        <w:rPr>
+          <w:color w:val="000000" w:themeColor="text1"/>
+        </w:rPr>
         <w:t xml:space="preserve">), </w:t>
       </w:r>
       <w:proofErr w:type="gramStart"/>
       <w:r>
+        <w:rPr>
+          <w:color w:val="000000" w:themeColor="text1"/>
+        </w:rPr>
         <w:t>predict(</w:t>
       </w:r>
       <w:proofErr w:type="gramEnd"/>
       <w:r>
+        <w:rPr>
+          <w:color w:val="000000" w:themeColor="text1"/>
+        </w:rPr>
         <w:t xml:space="preserve">), </w:t>
       </w:r>
       <w:proofErr w:type="gramStart"/>
       <w:r>
+        <w:rPr>
+          <w:color w:val="000000" w:themeColor="text1"/>
+        </w:rPr>
         <w:t>score(</w:t>
       </w:r>
       <w:proofErr w:type="gramEnd"/>
       <w:r>
+        <w:rPr>
+          <w:color w:val="000000" w:themeColor="text1"/>
+        </w:rPr>
         <w:t>) methods</w:t>
       </w:r>
     </w:p>
@@ -1506,20 +2146,35 @@
           <w:ilvl w:val="0"/>
           <w:numId w:val="2"/>
         </w:numPr>
-      </w:pPr>
-      <w:r>
+        <w:rPr>
+          <w:color w:val="000000" w:themeColor="text1"/>
+        </w:rPr>
+      </w:pPr>
+      <w:r>
+        <w:rPr>
+          <w:color w:val="000000" w:themeColor="text1"/>
+        </w:rPr>
         <w:t xml:space="preserve">Model evaluation metrics: </w:t>
       </w:r>
       <w:proofErr w:type="spellStart"/>
       <w:r>
+        <w:rPr>
+          <w:color w:val="000000" w:themeColor="text1"/>
+        </w:rPr>
         <w:t>accuracy_score</w:t>
       </w:r>
       <w:proofErr w:type="spellEnd"/>
       <w:r>
+        <w:rPr>
+          <w:color w:val="000000" w:themeColor="text1"/>
+        </w:rPr>
         <w:t xml:space="preserve">, </w:t>
       </w:r>
       <w:proofErr w:type="spellStart"/>
       <w:r>
+        <w:rPr>
+          <w:color w:val="000000" w:themeColor="text1"/>
+        </w:rPr>
         <w:t>precision_recall_fscore_support</w:t>
       </w:r>
       <w:proofErr w:type="spellEnd"/>
@@ -1531,8 +2186,14 @@
           <w:ilvl w:val="0"/>
           <w:numId w:val="2"/>
         </w:numPr>
-      </w:pPr>
-      <w:r>
+        <w:rPr>
+          <w:color w:val="000000" w:themeColor="text1"/>
+        </w:rPr>
+      </w:pPr>
+      <w:r>
+        <w:rPr>
+          <w:color w:val="000000" w:themeColor="text1"/>
+        </w:rPr>
         <w:t>Pipelines for streamlined ML workflows</w:t>
       </w:r>
     </w:p>
@@ -1543,22 +2204,37 @@
           <w:ilvl w:val="0"/>
           <w:numId w:val="2"/>
         </w:numPr>
-      </w:pPr>
-      <w:r>
+        <w:rPr>
+          <w:color w:val="000000" w:themeColor="text1"/>
+        </w:rPr>
+      </w:pPr>
+      <w:r>
+        <w:rPr>
+          <w:color w:val="000000" w:themeColor="text1"/>
+        </w:rPr>
         <w:t>Feature selection and extraction techniques</w:t>
       </w:r>
     </w:p>
     <w:p>
       <w:pPr>
         <w:spacing w:after="200"/>
+        <w:rPr>
+          <w:color w:val="000000" w:themeColor="text1"/>
+        </w:rPr>
       </w:pPr>
     </w:p>
     <w:p>
       <w:pPr>
         <w:pStyle w:val="Heading2"/>
         <w:spacing w:before="200" w:after="100"/>
-      </w:pPr>
-      <w:r>
+        <w:rPr>
+          <w:color w:val="000000" w:themeColor="text1"/>
+        </w:rPr>
+      </w:pPr>
+      <w:r>
+        <w:rPr>
+          <w:color w:val="000000" w:themeColor="text1"/>
+        </w:rPr>
         <w:t>6. GTU Project - GitHub Repository Setup</w:t>
       </w:r>
     </w:p>
@@ -1566,16 +2242,29 @@
       <w:pPr>
         <w:pStyle w:val="Heading3"/>
         <w:spacing w:before="100" w:after="80"/>
-      </w:pPr>
-      <w:r>
+        <w:rPr>
+          <w:color w:val="000000" w:themeColor="text1"/>
+        </w:rPr>
+      </w:pPr>
+      <w:r>
+        <w:rPr>
+          <w:color w:val="000000" w:themeColor="text1"/>
+        </w:rPr>
+        <w:lastRenderedPageBreak/>
         <w:t>Description:</w:t>
       </w:r>
     </w:p>
     <w:p>
       <w:pPr>
         <w:spacing w:after="100"/>
-      </w:pPr>
-      <w:r>
+        <w:rPr>
+          <w:color w:val="000000" w:themeColor="text1"/>
+        </w:rPr>
+      </w:pPr>
+      <w:r>
+        <w:rPr>
+          <w:color w:val="000000" w:themeColor="text1"/>
+        </w:rPr>
         <w:t>Created GitHub repository for the Border Surveillance project and setup initial project structure. Minimal development work as focus remained on completing ML modules this week.</w:t>
       </w:r>
     </w:p>
@@ -1583,8 +2272,14 @@
       <w:pPr>
         <w:pStyle w:val="Heading3"/>
         <w:spacing w:before="100" w:after="80"/>
-      </w:pPr>
-      <w:r>
+        <w:rPr>
+          <w:color w:val="000000" w:themeColor="text1"/>
+        </w:rPr>
+      </w:pPr>
+      <w:r>
+        <w:rPr>
+          <w:color w:val="000000" w:themeColor="text1"/>
+        </w:rPr>
         <w:t>Setup Completed:</w:t>
       </w:r>
     </w:p>
@@ -1595,8 +2290,14 @@
           <w:ilvl w:val="0"/>
           <w:numId w:val="2"/>
         </w:numPr>
-      </w:pPr>
-      <w:r>
+        <w:rPr>
+          <w:color w:val="000000" w:themeColor="text1"/>
+        </w:rPr>
+      </w:pPr>
+      <w:r>
+        <w:rPr>
+          <w:color w:val="000000" w:themeColor="text1"/>
+        </w:rPr>
         <w:t>Created repository: github.com/[username]/Border-Surveillance-AI</w:t>
       </w:r>
     </w:p>
@@ -1607,16 +2308,28 @@
           <w:ilvl w:val="0"/>
           <w:numId w:val="2"/>
         </w:numPr>
-      </w:pPr>
-      <w:r>
+        <w:rPr>
+          <w:color w:val="000000" w:themeColor="text1"/>
+        </w:rPr>
+      </w:pPr>
+      <w:r>
+        <w:rPr>
+          <w:color w:val="000000" w:themeColor="text1"/>
+        </w:rPr>
         <w:t xml:space="preserve">Initialized with README.md, LICENSE (MIT), </w:t>
       </w:r>
       <w:proofErr w:type="gramStart"/>
       <w:r>
+        <w:rPr>
+          <w:color w:val="000000" w:themeColor="text1"/>
+        </w:rPr>
         <w:t>and .</w:t>
       </w:r>
       <w:proofErr w:type="spellStart"/>
       <w:r>
+        <w:rPr>
+          <w:color w:val="000000" w:themeColor="text1"/>
+        </w:rPr>
         <w:t>gitignore</w:t>
       </w:r>
       <w:proofErr w:type="spellEnd"/>
@@ -1629,16 +2342,28 @@
           <w:ilvl w:val="0"/>
           <w:numId w:val="2"/>
         </w:numPr>
-      </w:pPr>
-      <w:r>
+        <w:rPr>
+          <w:color w:val="000000" w:themeColor="text1"/>
+        </w:rPr>
+      </w:pPr>
+      <w:r>
+        <w:rPr>
+          <w:color w:val="000000" w:themeColor="text1"/>
+        </w:rPr>
         <w:t xml:space="preserve">Created folder structure: data/, notebooks/, </w:t>
       </w:r>
       <w:proofErr w:type="spellStart"/>
       <w:r>
+        <w:rPr>
+          <w:color w:val="000000" w:themeColor="text1"/>
+        </w:rPr>
         <w:t>src</w:t>
       </w:r>
       <w:proofErr w:type="spellEnd"/>
       <w:r>
+        <w:rPr>
+          <w:color w:val="000000" w:themeColor="text1"/>
+        </w:rPr>
         <w:t>/, models/, docs/</w:t>
       </w:r>
     </w:p>
@@ -1649,8 +2374,14 @@
           <w:ilvl w:val="0"/>
           <w:numId w:val="2"/>
         </w:numPr>
-      </w:pPr>
-      <w:r>
+        <w:rPr>
+          <w:color w:val="000000" w:themeColor="text1"/>
+        </w:rPr>
+      </w:pPr>
+      <w:r>
+        <w:rPr>
+          <w:color w:val="000000" w:themeColor="text1"/>
+        </w:rPr>
         <w:t>Wrote project description in README with objectives and tech stack</w:t>
       </w:r>
     </w:p>
@@ -1661,8 +2392,14 @@
           <w:ilvl w:val="0"/>
           <w:numId w:val="2"/>
         </w:numPr>
-      </w:pPr>
-      <w:r>
+        <w:rPr>
+          <w:color w:val="000000" w:themeColor="text1"/>
+        </w:rPr>
+      </w:pPr>
+      <w:r>
+        <w:rPr>
+          <w:color w:val="000000" w:themeColor="text1"/>
+        </w:rPr>
         <w:t>Added requirements.txt with essential libraries</w:t>
       </w:r>
     </w:p>
@@ -1670,16 +2407,28 @@
       <w:pPr>
         <w:pStyle w:val="Heading3"/>
         <w:spacing w:before="120" w:after="80"/>
-      </w:pPr>
-      <w:r>
+        <w:rPr>
+          <w:color w:val="000000" w:themeColor="text1"/>
+        </w:rPr>
+      </w:pPr>
+      <w:r>
+        <w:rPr>
+          <w:color w:val="000000" w:themeColor="text1"/>
+        </w:rPr>
         <w:t>Note:</w:t>
       </w:r>
     </w:p>
     <w:p>
       <w:pPr>
         <w:spacing w:after="400"/>
-      </w:pPr>
-      <w:r>
+        <w:rPr>
+          <w:color w:val="000000" w:themeColor="text1"/>
+        </w:rPr>
+      </w:pPr>
+      <w:r>
+        <w:rPr>
+          <w:color w:val="000000" w:themeColor="text1"/>
+        </w:rPr>
         <w:t>Deep Learning and CNN modules in Week 6-7 are essential prerequisites for implementing YOLOv8 object detection. Project development will accelerate after completing these modules.</w:t>
       </w:r>
     </w:p>
@@ -1687,8 +2436,14 @@
       <w:pPr>
         <w:pStyle w:val="Heading1"/>
         <w:spacing w:before="300" w:after="200"/>
-      </w:pPr>
-      <w:r>
+        <w:rPr>
+          <w:color w:val="000000" w:themeColor="text1"/>
+        </w:rPr>
+      </w:pPr>
+      <w:r>
+        <w:rPr>
+          <w:color w:val="000000" w:themeColor="text1"/>
+        </w:rPr>
         <w:t>Plans for next week:</w:t>
       </w:r>
     </w:p>
@@ -1696,8 +2451,14 @@
       <w:pPr>
         <w:pStyle w:val="Heading2"/>
         <w:spacing w:before="150" w:after="80"/>
-      </w:pPr>
-      <w:r>
+        <w:rPr>
+          <w:color w:val="000000" w:themeColor="text1"/>
+        </w:rPr>
+      </w:pPr>
+      <w:r>
+        <w:rPr>
+          <w:color w:val="000000" w:themeColor="text1"/>
+        </w:rPr>
         <w:t>1. Complete Week 6 Microsoft Elevate Modules</w:t>
       </w:r>
     </w:p>
@@ -1708,8 +2469,14 @@
           <w:ilvl w:val="0"/>
           <w:numId w:val="2"/>
         </w:numPr>
-      </w:pPr>
-      <w:r>
+        <w:rPr>
+          <w:color w:val="000000" w:themeColor="text1"/>
+        </w:rPr>
+      </w:pPr>
+      <w:r>
+        <w:rPr>
+          <w:color w:val="000000" w:themeColor="text1"/>
+        </w:rPr>
         <w:t>Attend "Deep Learning" fundamentals session (Feb 27)</w:t>
       </w:r>
     </w:p>
@@ -1720,8 +2487,14 @@
           <w:ilvl w:val="0"/>
           <w:numId w:val="2"/>
         </w:numPr>
-      </w:pPr>
-      <w:r>
+        <w:rPr>
+          <w:color w:val="000000" w:themeColor="text1"/>
+        </w:rPr>
+      </w:pPr>
+      <w:r>
+        <w:rPr>
+          <w:color w:val="000000" w:themeColor="text1"/>
+        </w:rPr>
         <w:t>Participate in "Artificial Neural Networks (ANN)" session (Mar 2)</w:t>
       </w:r>
     </w:p>
@@ -1732,8 +2505,14 @@
           <w:ilvl w:val="0"/>
           <w:numId w:val="2"/>
         </w:numPr>
-      </w:pPr>
-      <w:r>
+        <w:rPr>
+          <w:color w:val="000000" w:themeColor="text1"/>
+        </w:rPr>
+      </w:pPr>
+      <w:r>
+        <w:rPr>
+          <w:color w:val="000000" w:themeColor="text1"/>
+        </w:rPr>
         <w:t>Learn neural network architecture and backpropagation</w:t>
       </w:r>
     </w:p>
@@ -1744,12 +2523,21 @@
           <w:ilvl w:val="0"/>
           <w:numId w:val="2"/>
         </w:numPr>
-      </w:pPr>
-      <w:r>
+        <w:rPr>
+          <w:color w:val="000000" w:themeColor="text1"/>
+        </w:rPr>
+      </w:pPr>
+      <w:r>
+        <w:rPr>
+          <w:color w:val="000000" w:themeColor="text1"/>
+        </w:rPr>
         <w:t>Practice building neural networks with TensorFlow/</w:t>
       </w:r>
       <w:proofErr w:type="spellStart"/>
       <w:r>
+        <w:rPr>
+          <w:color w:val="000000" w:themeColor="text1"/>
+        </w:rPr>
         <w:t>Keras</w:t>
       </w:r>
       <w:proofErr w:type="spellEnd"/>
@@ -1757,14 +2545,23 @@
     <w:p>
       <w:pPr>
         <w:spacing w:after="120"/>
+        <w:rPr>
+          <w:color w:val="000000" w:themeColor="text1"/>
+        </w:rPr>
       </w:pPr>
     </w:p>
     <w:p>
       <w:pPr>
         <w:pStyle w:val="Heading2"/>
         <w:spacing w:before="150" w:after="80"/>
-      </w:pPr>
-      <w:r>
+        <w:rPr>
+          <w:color w:val="000000" w:themeColor="text1"/>
+        </w:rPr>
+      </w:pPr>
+      <w:r>
+        <w:rPr>
+          <w:color w:val="000000" w:themeColor="text1"/>
+        </w:rPr>
         <w:t>2. Install and Setup Deep Learning Environment</w:t>
       </w:r>
     </w:p>
@@ -1775,12 +2572,21 @@
           <w:ilvl w:val="0"/>
           <w:numId w:val="2"/>
         </w:numPr>
-      </w:pPr>
-      <w:r>
+        <w:rPr>
+          <w:color w:val="000000" w:themeColor="text1"/>
+        </w:rPr>
+      </w:pPr>
+      <w:r>
+        <w:rPr>
+          <w:color w:val="000000" w:themeColor="text1"/>
+        </w:rPr>
         <w:t xml:space="preserve">Install TensorFlow 2.x and </w:t>
       </w:r>
       <w:proofErr w:type="spellStart"/>
       <w:r>
+        <w:rPr>
+          <w:color w:val="000000" w:themeColor="text1"/>
+        </w:rPr>
         <w:t>Keras</w:t>
       </w:r>
       <w:proofErr w:type="spellEnd"/>
@@ -1792,12 +2598,21 @@
           <w:ilvl w:val="0"/>
           <w:numId w:val="2"/>
         </w:numPr>
-      </w:pPr>
-      <w:r>
+        <w:rPr>
+          <w:color w:val="000000" w:themeColor="text1"/>
+        </w:rPr>
+      </w:pPr>
+      <w:r>
+        <w:rPr>
+          <w:color w:val="000000" w:themeColor="text1"/>
+        </w:rPr>
         <w:t xml:space="preserve">Setup GPU support (if available) or use Google </w:t>
       </w:r>
       <w:proofErr w:type="spellStart"/>
       <w:r>
+        <w:rPr>
+          <w:color w:val="000000" w:themeColor="text1"/>
+        </w:rPr>
         <w:t>Colab</w:t>
       </w:r>
       <w:proofErr w:type="spellEnd"/>
@@ -1809,8 +2624,14 @@
           <w:ilvl w:val="0"/>
           <w:numId w:val="2"/>
         </w:numPr>
-      </w:pPr>
-      <w:r>
+        <w:rPr>
+          <w:color w:val="000000" w:themeColor="text1"/>
+        </w:rPr>
+      </w:pPr>
+      <w:r>
+        <w:rPr>
+          <w:color w:val="000000" w:themeColor="text1"/>
+        </w:rPr>
         <w:t>Test basic neural network training</w:t>
       </w:r>
     </w:p>
@@ -1821,30 +2642,51 @@
           <w:ilvl w:val="0"/>
           <w:numId w:val="2"/>
         </w:numPr>
-      </w:pPr>
-      <w:r>
+        <w:rPr>
+          <w:color w:val="000000" w:themeColor="text1"/>
+        </w:rPr>
+      </w:pPr>
+      <w:r>
+        <w:rPr>
+          <w:color w:val="000000" w:themeColor="text1"/>
+        </w:rPr>
         <w:t xml:space="preserve">Learn </w:t>
       </w:r>
       <w:proofErr w:type="spellStart"/>
       <w:r>
+        <w:rPr>
+          <w:color w:val="000000" w:themeColor="text1"/>
+        </w:rPr>
         <w:t>Keras</w:t>
       </w:r>
       <w:proofErr w:type="spellEnd"/>
       <w:r>
+        <w:rPr>
+          <w:color w:val="000000" w:themeColor="text1"/>
+        </w:rPr>
         <w:t xml:space="preserve"> Sequential and Functional API</w:t>
       </w:r>
     </w:p>
     <w:p>
       <w:pPr>
         <w:spacing w:after="120"/>
+        <w:rPr>
+          <w:color w:val="000000" w:themeColor="text1"/>
+        </w:rPr>
       </w:pPr>
     </w:p>
     <w:p>
       <w:pPr>
         <w:pStyle w:val="Heading2"/>
         <w:spacing w:before="150" w:after="80"/>
-      </w:pPr>
-      <w:r>
+        <w:rPr>
+          <w:color w:val="000000" w:themeColor="text1"/>
+        </w:rPr>
+      </w:pPr>
+      <w:r>
+        <w:rPr>
+          <w:color w:val="000000" w:themeColor="text1"/>
+        </w:rPr>
         <w:t>3. Neural Network Fundamentals Practice</w:t>
       </w:r>
     </w:p>
@@ -1855,20 +2697,35 @@
           <w:ilvl w:val="0"/>
           <w:numId w:val="2"/>
         </w:numPr>
-      </w:pPr>
-      <w:r>
+        <w:rPr>
+          <w:color w:val="000000" w:themeColor="text1"/>
+        </w:rPr>
+      </w:pPr>
+      <w:r>
+        <w:rPr>
+          <w:color w:val="000000" w:themeColor="text1"/>
+        </w:rPr>
         <w:t xml:space="preserve">Study activation functions: </w:t>
       </w:r>
       <w:proofErr w:type="spellStart"/>
       <w:r>
+        <w:rPr>
+          <w:color w:val="000000" w:themeColor="text1"/>
+        </w:rPr>
         <w:t>ReLU</w:t>
       </w:r>
       <w:proofErr w:type="spellEnd"/>
       <w:r>
+        <w:rPr>
+          <w:color w:val="000000" w:themeColor="text1"/>
+        </w:rPr>
         <w:t xml:space="preserve">, Sigmoid, Tanh, </w:t>
       </w:r>
       <w:proofErr w:type="spellStart"/>
       <w:r>
+        <w:rPr>
+          <w:color w:val="000000" w:themeColor="text1"/>
+        </w:rPr>
         <w:t>Softmax</w:t>
       </w:r>
       <w:proofErr w:type="spellEnd"/>
@@ -1880,8 +2737,14 @@
           <w:ilvl w:val="0"/>
           <w:numId w:val="2"/>
         </w:numPr>
-      </w:pPr>
-      <w:r>
+        <w:rPr>
+          <w:color w:val="000000" w:themeColor="text1"/>
+        </w:rPr>
+      </w:pPr>
+      <w:r>
+        <w:rPr>
+          <w:color w:val="000000" w:themeColor="text1"/>
+        </w:rPr>
         <w:t>Understand forward and backward propagation</w:t>
       </w:r>
     </w:p>
@@ -1892,8 +2755,14 @@
           <w:ilvl w:val="0"/>
           <w:numId w:val="2"/>
         </w:numPr>
-      </w:pPr>
-      <w:r>
+        <w:rPr>
+          <w:color w:val="000000" w:themeColor="text1"/>
+        </w:rPr>
+      </w:pPr>
+      <w:r>
+        <w:rPr>
+          <w:color w:val="000000" w:themeColor="text1"/>
+        </w:rPr>
         <w:t>Practice with loss functions and optimizers</w:t>
       </w:r>
     </w:p>
@@ -1904,22 +2773,37 @@
           <w:ilvl w:val="0"/>
           <w:numId w:val="2"/>
         </w:numPr>
-      </w:pPr>
-      <w:r>
+        <w:rPr>
+          <w:color w:val="000000" w:themeColor="text1"/>
+        </w:rPr>
+      </w:pPr>
+      <w:r>
+        <w:rPr>
+          <w:color w:val="000000" w:themeColor="text1"/>
+        </w:rPr>
         <w:t>Build simple feedforward neural network on MNIST dataset</w:t>
       </w:r>
     </w:p>
     <w:p>
       <w:pPr>
         <w:spacing w:after="120"/>
+        <w:rPr>
+          <w:color w:val="000000" w:themeColor="text1"/>
+        </w:rPr>
       </w:pPr>
     </w:p>
     <w:p>
       <w:pPr>
         <w:pStyle w:val="Heading2"/>
         <w:spacing w:before="150" w:after="80"/>
-      </w:pPr>
-      <w:r>
+        <w:rPr>
+          <w:color w:val="000000" w:themeColor="text1"/>
+        </w:rPr>
+      </w:pPr>
+      <w:r>
+        <w:rPr>
+          <w:color w:val="000000" w:themeColor="text1"/>
+        </w:rPr>
         <w:t>4. Prepare for CNN Module (Week 7)</w:t>
       </w:r>
     </w:p>
@@ -1930,8 +2814,14 @@
           <w:ilvl w:val="0"/>
           <w:numId w:val="2"/>
         </w:numPr>
-      </w:pPr>
-      <w:r>
+        <w:rPr>
+          <w:color w:val="000000" w:themeColor="text1"/>
+        </w:rPr>
+      </w:pPr>
+      <w:r>
+        <w:rPr>
+          <w:color w:val="000000" w:themeColor="text1"/>
+        </w:rPr>
         <w:t>Read about Convolutional Neural Networks basics</w:t>
       </w:r>
     </w:p>
@@ -1942,8 +2832,14 @@
           <w:ilvl w:val="0"/>
           <w:numId w:val="2"/>
         </w:numPr>
-      </w:pPr>
-      <w:r>
+        <w:rPr>
+          <w:color w:val="000000" w:themeColor="text1"/>
+        </w:rPr>
+      </w:pPr>
+      <w:r>
+        <w:rPr>
+          <w:color w:val="000000" w:themeColor="text1"/>
+        </w:rPr>
         <w:t>Understand concepts: convolution, pooling, feature maps</w:t>
       </w:r>
     </w:p>
@@ -1954,12 +2850,21 @@
           <w:ilvl w:val="0"/>
           <w:numId w:val="2"/>
         </w:numPr>
-      </w:pPr>
-      <w:r>
+        <w:rPr>
+          <w:color w:val="000000" w:themeColor="text1"/>
+        </w:rPr>
+      </w:pPr>
+      <w:r>
+        <w:rPr>
+          <w:color w:val="000000" w:themeColor="text1"/>
+        </w:rPr>
         <w:t xml:space="preserve">Study popular CNN architectures: LeNet, VGG, </w:t>
       </w:r>
       <w:proofErr w:type="spellStart"/>
       <w:r>
+        <w:rPr>
+          <w:color w:val="000000" w:themeColor="text1"/>
+        </w:rPr>
         <w:t>ResNet</w:t>
       </w:r>
       <w:proofErr w:type="spellEnd"/>
@@ -1971,27 +2876,37 @@
           <w:ilvl w:val="0"/>
           <w:numId w:val="2"/>
         </w:numPr>
-      </w:pPr>
-      <w:r>
+        <w:rPr>
+          <w:color w:val="000000" w:themeColor="text1"/>
+        </w:rPr>
+      </w:pPr>
+      <w:r>
+        <w:rPr>
+          <w:color w:val="000000" w:themeColor="text1"/>
+        </w:rPr>
         <w:t>Prepare questions for CNN session</w:t>
       </w:r>
     </w:p>
-    <w:p/>
-    <w:p/>
-    <w:p/>
-    <w:p/>
     <w:p>
       <w:pPr>
         <w:spacing w:after="120"/>
+        <w:rPr>
+          <w:color w:val="000000" w:themeColor="text1"/>
+        </w:rPr>
       </w:pPr>
     </w:p>
     <w:p>
       <w:pPr>
         <w:pStyle w:val="Heading2"/>
         <w:spacing w:before="150" w:after="80"/>
-      </w:pPr>
-      <w:r>
-        <w:lastRenderedPageBreak/>
+        <w:rPr>
+          <w:color w:val="000000" w:themeColor="text1"/>
+        </w:rPr>
+      </w:pPr>
+      <w:r>
+        <w:rPr>
+          <w:color w:val="000000" w:themeColor="text1"/>
+        </w:rPr>
         <w:t>5. Update Project Documentation</w:t>
       </w:r>
     </w:p>
@@ -2002,8 +2917,14 @@
           <w:ilvl w:val="0"/>
           <w:numId w:val="2"/>
         </w:numPr>
-      </w:pPr>
-      <w:r>
+        <w:rPr>
+          <w:color w:val="000000" w:themeColor="text1"/>
+        </w:rPr>
+      </w:pPr>
+      <w:r>
+        <w:rPr>
+          <w:color w:val="000000" w:themeColor="text1"/>
+        </w:rPr>
         <w:t>Add project architecture diagram to repository</w:t>
       </w:r>
     </w:p>
@@ -2014,8 +2935,14 @@
           <w:ilvl w:val="0"/>
           <w:numId w:val="2"/>
         </w:numPr>
-      </w:pPr>
-      <w:r>
+        <w:rPr>
+          <w:color w:val="000000" w:themeColor="text1"/>
+        </w:rPr>
+      </w:pPr>
+      <w:r>
+        <w:rPr>
+          <w:color w:val="000000" w:themeColor="text1"/>
+        </w:rPr>
         <w:t>Document ML learning progress and key concepts</w:t>
       </w:r>
     </w:p>
@@ -2026,48 +2953,75 @@
           <w:ilvl w:val="0"/>
           <w:numId w:val="2"/>
         </w:numPr>
-      </w:pPr>
-      <w:r>
+        <w:rPr>
+          <w:color w:val="000000" w:themeColor="text1"/>
+        </w:rPr>
+      </w:pPr>
+      <w:r>
+        <w:rPr>
+          <w:color w:val="000000" w:themeColor="text1"/>
+        </w:rPr>
         <w:t>Plan YOLOv8 implementation strategy for Week 7-8</w:t>
       </w:r>
     </w:p>
     <w:p>
       <w:pPr>
         <w:spacing w:after="400"/>
+        <w:rPr>
+          <w:color w:val="000000" w:themeColor="text1"/>
+        </w:rPr>
       </w:pPr>
     </w:p>
     <w:p>
       <w:pPr>
         <w:spacing w:before="200" w:after="240"/>
+        <w:rPr>
+          <w:color w:val="000000" w:themeColor="text1"/>
+        </w:rPr>
       </w:pPr>
       <w:r>
         <w:rPr>
           <w:b/>
           <w:bCs/>
+          <w:color w:val="000000" w:themeColor="text1"/>
         </w:rPr>
         <w:t xml:space="preserve">Total Working Hours: </w:t>
       </w:r>
       <w:r>
+        <w:rPr>
+          <w:color w:val="000000" w:themeColor="text1"/>
+        </w:rPr>
         <w:t>34 hours</w:t>
       </w:r>
     </w:p>
     <w:p>
       <w:pPr>
         <w:spacing w:after="400"/>
-      </w:pPr>
-      <w:r>
+        <w:rPr>
+          <w:color w:val="000000" w:themeColor="text1"/>
+        </w:rPr>
+      </w:pPr>
+      <w:r>
+        <w:rPr>
+          <w:color w:val="000000" w:themeColor="text1"/>
+        </w:rPr>
         <w:t>Signature of Student: _____________________</w:t>
       </w:r>
     </w:p>
     <w:p>
       <w:pPr>
         <w:spacing w:before="200" w:after="120"/>
+        <w:rPr>
+          <w:color w:val="000000" w:themeColor="text1"/>
+        </w:rPr>
       </w:pPr>
       <w:r>
         <w:rPr>
           <w:b/>
           <w:bCs/>
-        </w:rPr>
+          <w:color w:val="000000" w:themeColor="text1"/>
+        </w:rPr>
+        <w:lastRenderedPageBreak/>
         <w:t>The above entries are correct, and the grading of work done by Trainee is:</w:t>
       </w:r>
     </w:p>
@@ -2100,12 +3054,6 @@
         <w:tc>
           <w:tcPr>
             <w:tcW w:w="1560" w:type="dxa"/>
-            <w:tcBorders>
-              <w:top w:val="single" w:sz="1" w:space="0" w:color="000000"/>
-              <w:left w:val="single" w:sz="1" w:space="0" w:color="000000"/>
-              <w:bottom w:val="single" w:sz="1" w:space="0" w:color="000000"/>
-              <w:right w:val="single" w:sz="1" w:space="0" w:color="000000"/>
-            </w:tcBorders>
             <w:shd w:val="clear" w:color="auto" w:fill="D5E8F0"/>
             <w:tcMar>
               <w:top w:w="100" w:type="dxa"/>
@@ -2117,11 +3065,15 @@
           <w:p>
             <w:pPr>
               <w:jc w:val="center"/>
+              <w:rPr>
+                <w:color w:val="000000" w:themeColor="text1"/>
+              </w:rPr>
             </w:pPr>
             <w:r>
               <w:rPr>
                 <w:b/>
                 <w:bCs/>
+                <w:color w:val="000000" w:themeColor="text1"/>
               </w:rPr>
               <w:t>Excellent</w:t>
             </w:r>
@@ -2130,12 +3082,6 @@
         <w:tc>
           <w:tcPr>
             <w:tcW w:w="1560" w:type="dxa"/>
-            <w:tcBorders>
-              <w:top w:val="single" w:sz="1" w:space="0" w:color="000000"/>
-              <w:left w:val="single" w:sz="1" w:space="0" w:color="000000"/>
-              <w:bottom w:val="single" w:sz="1" w:space="0" w:color="000000"/>
-              <w:right w:val="single" w:sz="1" w:space="0" w:color="000000"/>
-            </w:tcBorders>
             <w:shd w:val="clear" w:color="auto" w:fill="D5E8F0"/>
             <w:tcMar>
               <w:top w:w="100" w:type="dxa"/>
@@ -2147,11 +3093,15 @@
           <w:p>
             <w:pPr>
               <w:jc w:val="center"/>
+              <w:rPr>
+                <w:color w:val="000000" w:themeColor="text1"/>
+              </w:rPr>
             </w:pPr>
             <w:r>
               <w:rPr>
                 <w:b/>
                 <w:bCs/>
+                <w:color w:val="000000" w:themeColor="text1"/>
               </w:rPr>
               <w:t>Very Good</w:t>
             </w:r>
@@ -2160,12 +3110,6 @@
         <w:tc>
           <w:tcPr>
             <w:tcW w:w="1560" w:type="dxa"/>
-            <w:tcBorders>
-              <w:top w:val="single" w:sz="1" w:space="0" w:color="000000"/>
-              <w:left w:val="single" w:sz="1" w:space="0" w:color="000000"/>
-              <w:bottom w:val="single" w:sz="1" w:space="0" w:color="000000"/>
-              <w:right w:val="single" w:sz="1" w:space="0" w:color="000000"/>
-            </w:tcBorders>
             <w:shd w:val="clear" w:color="auto" w:fill="D5E8F0"/>
             <w:tcMar>
               <w:top w:w="100" w:type="dxa"/>
@@ -2177,11 +3121,15 @@
           <w:p>
             <w:pPr>
               <w:jc w:val="center"/>
+              <w:rPr>
+                <w:color w:val="000000" w:themeColor="text1"/>
+              </w:rPr>
             </w:pPr>
             <w:r>
               <w:rPr>
                 <w:b/>
                 <w:bCs/>
+                <w:color w:val="000000" w:themeColor="text1"/>
               </w:rPr>
               <w:t>Good</w:t>
             </w:r>
@@ -2190,12 +3138,6 @@
         <w:tc>
           <w:tcPr>
             <w:tcW w:w="1560" w:type="dxa"/>
-            <w:tcBorders>
-              <w:top w:val="single" w:sz="1" w:space="0" w:color="000000"/>
-              <w:left w:val="single" w:sz="1" w:space="0" w:color="000000"/>
-              <w:bottom w:val="single" w:sz="1" w:space="0" w:color="000000"/>
-              <w:right w:val="single" w:sz="1" w:space="0" w:color="000000"/>
-            </w:tcBorders>
             <w:shd w:val="clear" w:color="auto" w:fill="D5E8F0"/>
             <w:tcMar>
               <w:top w:w="100" w:type="dxa"/>
@@ -2207,11 +3149,15 @@
           <w:p>
             <w:pPr>
               <w:jc w:val="center"/>
+              <w:rPr>
+                <w:color w:val="000000" w:themeColor="text1"/>
+              </w:rPr>
             </w:pPr>
             <w:r>
               <w:rPr>
                 <w:b/>
                 <w:bCs/>
+                <w:color w:val="000000" w:themeColor="text1"/>
               </w:rPr>
               <w:t>Fair</w:t>
             </w:r>
@@ -2220,12 +3166,6 @@
         <w:tc>
           <w:tcPr>
             <w:tcW w:w="1560" w:type="dxa"/>
-            <w:tcBorders>
-              <w:top w:val="single" w:sz="1" w:space="0" w:color="000000"/>
-              <w:left w:val="single" w:sz="1" w:space="0" w:color="000000"/>
-              <w:bottom w:val="single" w:sz="1" w:space="0" w:color="000000"/>
-              <w:right w:val="single" w:sz="1" w:space="0" w:color="000000"/>
-            </w:tcBorders>
             <w:shd w:val="clear" w:color="auto" w:fill="D5E8F0"/>
             <w:tcMar>
               <w:top w:w="100" w:type="dxa"/>
@@ -2237,11 +3177,15 @@
           <w:p>
             <w:pPr>
               <w:jc w:val="center"/>
+              <w:rPr>
+                <w:color w:val="000000" w:themeColor="text1"/>
+              </w:rPr>
             </w:pPr>
             <w:r>
               <w:rPr>
                 <w:b/>
                 <w:bCs/>
+                <w:color w:val="000000" w:themeColor="text1"/>
               </w:rPr>
               <w:t>Below Average</w:t>
             </w:r>
@@ -2250,12 +3194,6 @@
         <w:tc>
           <w:tcPr>
             <w:tcW w:w="1560" w:type="dxa"/>
-            <w:tcBorders>
-              <w:top w:val="single" w:sz="1" w:space="0" w:color="000000"/>
-              <w:left w:val="single" w:sz="1" w:space="0" w:color="000000"/>
-              <w:bottom w:val="single" w:sz="1" w:space="0" w:color="000000"/>
-              <w:right w:val="single" w:sz="1" w:space="0" w:color="000000"/>
-            </w:tcBorders>
             <w:shd w:val="clear" w:color="auto" w:fill="D5E8F0"/>
             <w:tcMar>
               <w:top w:w="100" w:type="dxa"/>
@@ -2267,11 +3205,15 @@
           <w:p>
             <w:pPr>
               <w:jc w:val="center"/>
+              <w:rPr>
+                <w:color w:val="000000" w:themeColor="text1"/>
+              </w:rPr>
             </w:pPr>
             <w:r>
               <w:rPr>
                 <w:b/>
                 <w:bCs/>
+                <w:color w:val="000000" w:themeColor="text1"/>
               </w:rPr>
               <w:t>Poor</w:t>
             </w:r>
@@ -2282,12 +3224,6 @@
         <w:tc>
           <w:tcPr>
             <w:tcW w:w="1560" w:type="dxa"/>
-            <w:tcBorders>
-              <w:top w:val="single" w:sz="1" w:space="0" w:color="000000"/>
-              <w:left w:val="single" w:sz="1" w:space="0" w:color="000000"/>
-              <w:bottom w:val="single" w:sz="1" w:space="0" w:color="000000"/>
-              <w:right w:val="single" w:sz="1" w:space="0" w:color="000000"/>
-            </w:tcBorders>
             <w:tcMar>
               <w:top w:w="100" w:type="dxa"/>
               <w:left w:w="120" w:type="dxa"/>
@@ -2298,8 +3234,14 @@
           <w:p>
             <w:pPr>
               <w:jc w:val="center"/>
+              <w:rPr>
+                <w:color w:val="000000" w:themeColor="text1"/>
+              </w:rPr>
             </w:pPr>
             <w:r>
+              <w:rPr>
+                <w:color w:val="000000" w:themeColor="text1"/>
+              </w:rPr>
               <w:t>☐</w:t>
             </w:r>
           </w:p>
@@ -2307,12 +3249,6 @@
         <w:tc>
           <w:tcPr>
             <w:tcW w:w="1560" w:type="dxa"/>
-            <w:tcBorders>
-              <w:top w:val="single" w:sz="1" w:space="0" w:color="000000"/>
-              <w:left w:val="single" w:sz="1" w:space="0" w:color="000000"/>
-              <w:bottom w:val="single" w:sz="1" w:space="0" w:color="000000"/>
-              <w:right w:val="single" w:sz="1" w:space="0" w:color="000000"/>
-            </w:tcBorders>
             <w:tcMar>
               <w:top w:w="100" w:type="dxa"/>
               <w:left w:w="120" w:type="dxa"/>
@@ -2323,8 +3259,14 @@
           <w:p>
             <w:pPr>
               <w:jc w:val="center"/>
+              <w:rPr>
+                <w:color w:val="000000" w:themeColor="text1"/>
+              </w:rPr>
             </w:pPr>
             <w:r>
+              <w:rPr>
+                <w:color w:val="000000" w:themeColor="text1"/>
+              </w:rPr>
               <w:t>☐</w:t>
             </w:r>
           </w:p>
@@ -2332,12 +3274,6 @@
         <w:tc>
           <w:tcPr>
             <w:tcW w:w="1560" w:type="dxa"/>
-            <w:tcBorders>
-              <w:top w:val="single" w:sz="1" w:space="0" w:color="000000"/>
-              <w:left w:val="single" w:sz="1" w:space="0" w:color="000000"/>
-              <w:bottom w:val="single" w:sz="1" w:space="0" w:color="000000"/>
-              <w:right w:val="single" w:sz="1" w:space="0" w:color="000000"/>
-            </w:tcBorders>
             <w:tcMar>
               <w:top w:w="100" w:type="dxa"/>
               <w:left w:w="120" w:type="dxa"/>
@@ -2348,8 +3284,14 @@
           <w:p>
             <w:pPr>
               <w:jc w:val="center"/>
+              <w:rPr>
+                <w:color w:val="000000" w:themeColor="text1"/>
+              </w:rPr>
             </w:pPr>
             <w:r>
+              <w:rPr>
+                <w:color w:val="000000" w:themeColor="text1"/>
+              </w:rPr>
               <w:t>☐</w:t>
             </w:r>
           </w:p>
@@ -2357,12 +3299,6 @@
         <w:tc>
           <w:tcPr>
             <w:tcW w:w="1560" w:type="dxa"/>
-            <w:tcBorders>
-              <w:top w:val="single" w:sz="1" w:space="0" w:color="000000"/>
-              <w:left w:val="single" w:sz="1" w:space="0" w:color="000000"/>
-              <w:bottom w:val="single" w:sz="1" w:space="0" w:color="000000"/>
-              <w:right w:val="single" w:sz="1" w:space="0" w:color="000000"/>
-            </w:tcBorders>
             <w:tcMar>
               <w:top w:w="100" w:type="dxa"/>
               <w:left w:w="120" w:type="dxa"/>
@@ -2373,8 +3309,14 @@
           <w:p>
             <w:pPr>
               <w:jc w:val="center"/>
+              <w:rPr>
+                <w:color w:val="000000" w:themeColor="text1"/>
+              </w:rPr>
             </w:pPr>
             <w:r>
+              <w:rPr>
+                <w:color w:val="000000" w:themeColor="text1"/>
+              </w:rPr>
               <w:t>☐</w:t>
             </w:r>
           </w:p>
@@ -2382,12 +3324,6 @@
         <w:tc>
           <w:tcPr>
             <w:tcW w:w="1560" w:type="dxa"/>
-            <w:tcBorders>
-              <w:top w:val="single" w:sz="1" w:space="0" w:color="000000"/>
-              <w:left w:val="single" w:sz="1" w:space="0" w:color="000000"/>
-              <w:bottom w:val="single" w:sz="1" w:space="0" w:color="000000"/>
-              <w:right w:val="single" w:sz="1" w:space="0" w:color="000000"/>
-            </w:tcBorders>
             <w:tcMar>
               <w:top w:w="100" w:type="dxa"/>
               <w:left w:w="120" w:type="dxa"/>
@@ -2398,8 +3334,14 @@
           <w:p>
             <w:pPr>
               <w:jc w:val="center"/>
+              <w:rPr>
+                <w:color w:val="000000" w:themeColor="text1"/>
+              </w:rPr>
             </w:pPr>
             <w:r>
+              <w:rPr>
+                <w:color w:val="000000" w:themeColor="text1"/>
+              </w:rPr>
               <w:t>☐</w:t>
             </w:r>
           </w:p>
@@ -2407,12 +3349,6 @@
         <w:tc>
           <w:tcPr>
             <w:tcW w:w="1560" w:type="dxa"/>
-            <w:tcBorders>
-              <w:top w:val="single" w:sz="1" w:space="0" w:color="000000"/>
-              <w:left w:val="single" w:sz="1" w:space="0" w:color="000000"/>
-              <w:bottom w:val="single" w:sz="1" w:space="0" w:color="000000"/>
-              <w:right w:val="single" w:sz="1" w:space="0" w:color="000000"/>
-            </w:tcBorders>
             <w:tcMar>
               <w:top w:w="100" w:type="dxa"/>
               <w:left w:w="120" w:type="dxa"/>
@@ -2423,8 +3359,14 @@
           <w:p>
             <w:pPr>
               <w:jc w:val="center"/>
+              <w:rPr>
+                <w:color w:val="000000" w:themeColor="text1"/>
+              </w:rPr>
             </w:pPr>
             <w:r>
+              <w:rPr>
+                <w:color w:val="000000" w:themeColor="text1"/>
+              </w:rPr>
               <w:t>☐</w:t>
             </w:r>
           </w:p>
@@ -2434,26 +3376,48 @@
     <w:p>
       <w:pPr>
         <w:spacing w:after="300"/>
+        <w:rPr>
+          <w:color w:val="000000" w:themeColor="text1"/>
+        </w:rPr>
       </w:pPr>
     </w:p>
     <w:p>
       <w:pPr>
         <w:spacing w:after="120"/>
-      </w:pPr>
-      <w:r>
+        <w:rPr>
+          <w:color w:val="000000" w:themeColor="text1"/>
+        </w:rPr>
+      </w:pPr>
+      <w:r>
+        <w:rPr>
+          <w:color w:val="000000" w:themeColor="text1"/>
+        </w:rPr>
         <w:t xml:space="preserve">Signature of External Guide with Company Seal: </w:t>
       </w:r>
     </w:p>
     <w:p>
       <w:pPr>
         <w:spacing w:after="240"/>
-      </w:pPr>
-      <w:r>
-        <w:t>Date: ___________</w:t>
+        <w:rPr>
+          <w:color w:val="000000" w:themeColor="text1"/>
+        </w:rPr>
+      </w:pPr>
+      <w:r>
+        <w:rPr>
+          <w:color w:val="000000" w:themeColor="text1"/>
+        </w:rPr>
+        <w:t xml:space="preserve">Date: </w:t>
+      </w:r>
+      <w:r>
+        <w:rPr>
+          <w:color w:val="000000" w:themeColor="text1"/>
+        </w:rPr>
+        <w:t>04/02/2026</w:t>
       </w:r>
       <w:r>
         <w:rPr>
           <w:noProof/>
+          <w:color w:val="000000" w:themeColor="text1"/>
         </w:rPr>
         <w:drawing>
           <wp:inline distT="0" distB="0" distL="0" distR="0" wp14:anchorId="17621070" wp14:editId="281D5DD9">
@@ -2501,18 +3465,38 @@
     <w:p>
       <w:pPr>
         <w:spacing w:after="120"/>
-      </w:pPr>
-      <w:r>
+        <w:rPr>
+          <w:color w:val="000000" w:themeColor="text1"/>
+        </w:rPr>
+      </w:pPr>
+      <w:r>
+        <w:rPr>
+          <w:color w:val="000000" w:themeColor="text1"/>
+        </w:rPr>
         <w:t>Signature of Internal Guide: _____________________</w:t>
       </w:r>
     </w:p>
     <w:p>
-      <w:r>
-        <w:t>Date: ___________</w:t>
+      <w:pPr>
+        <w:rPr>
+          <w:color w:val="000000" w:themeColor="text1"/>
+        </w:rPr>
+      </w:pPr>
+      <w:r>
+        <w:rPr>
+          <w:color w:val="000000" w:themeColor="text1"/>
+        </w:rPr>
+        <w:t xml:space="preserve">Date: </w:t>
+      </w:r>
+      <w:r>
+        <w:rPr>
+          <w:color w:val="000000" w:themeColor="text1"/>
+        </w:rPr>
+        <w:t>04/02/2026</w:t>
       </w:r>
     </w:p>
     <w:sectPr>
-      <w:pgSz w:w="12240" w:h="15840"/>
+      <w:pgSz w:w="11906" w:h="16838" w:code="9"/>
       <w:pgMar w:top="1440" w:right="1440" w:bottom="1440" w:left="1440" w:header="708" w:footer="708" w:gutter="0"/>
       <w:cols w:space="720"/>
       <w:docGrid w:linePitch="360"/>
